--- a/Paredes_Andres.docx
+++ b/Paredes_Andres.docx
@@ -649,31 +649,4336 @@
           <w:lang w:val="es-EC"/>
         </w:rPr>
       </w:pPr>
-    </w:p>
-    <w:p>
-      <w:pPr>
-        <w:jc w:val="both"/>
-        <w:rPr>
-          <w:lang w:val="es-EC"/>
-        </w:rPr>
-      </w:pPr>
-      <w:r>
-        <w:rPr>
-          <w:lang w:val="es-EC"/>
-        </w:rPr>
-        <w:t xml:space="preserve">// </w:t>
-      </w:r>
-      <w:r>
-        <w:rPr>
-          <w:lang w:val="es-EC"/>
-        </w:rPr>
-        <w:t>Pegar el c</w:t>
-      </w:r>
-      <w:r>
-        <w:rPr>
-          <w:lang w:val="es-EC"/>
-        </w:rPr>
-        <w:t>ódigo aquí</w:t>
+      <w:proofErr w:type="spellStart"/>
+      <w:r>
+        <w:rPr>
+          <w:lang w:val="es-EC"/>
+        </w:rPr>
+        <w:t>namespace</w:t>
+      </w:r>
+      <w:proofErr w:type="spellEnd"/>
+      <w:r>
+        <w:rPr>
+          <w:lang w:val="es-EC"/>
+        </w:rPr>
+        <w:t xml:space="preserve"> </w:t>
+      </w:r>
+      <w:proofErr w:type="spellStart"/>
+      <w:r>
+        <w:rPr>
+          <w:lang w:val="es-EC"/>
+        </w:rPr>
+        <w:t>Examen_Primer_Parcial_Software</w:t>
+      </w:r>
+      <w:proofErr w:type="spellEnd"/>
+      <w:r>
+        <w:rPr>
+          <w:lang w:val="es-EC"/>
+        </w:rPr>
+        <w:t>;</w:t>
+      </w:r>
+    </w:p>
+    <w:p>
+      <w:pPr>
+        <w:jc w:val="both"/>
+        <w:rPr>
+          <w:lang w:val="es-EC"/>
+        </w:rPr>
+      </w:pPr>
+    </w:p>
+    <w:p>
+      <w:pPr>
+        <w:jc w:val="both"/>
+        <w:rPr>
+          <w:lang w:val="en-US"/>
+        </w:rPr>
+      </w:pPr>
+      <w:r>
+        <w:rPr>
+          <w:lang w:val="en-US"/>
+        </w:rPr>
+        <w:t>class Program</w:t>
+      </w:r>
+    </w:p>
+    <w:p>
+      <w:pPr>
+        <w:jc w:val="both"/>
+        <w:rPr>
+          <w:lang w:val="en-US"/>
+        </w:rPr>
+      </w:pPr>
+      <w:r>
+        <w:rPr>
+          <w:lang w:val="en-US"/>
+        </w:rPr>
+        <w:t>{</w:t>
+      </w:r>
+    </w:p>
+    <w:p>
+      <w:pPr>
+        <w:jc w:val="both"/>
+        <w:rPr>
+          <w:lang w:val="en-US"/>
+        </w:rPr>
+      </w:pPr>
+      <w:r>
+        <w:rPr>
+          <w:lang w:val="en-US"/>
+        </w:rPr>
+        <w:t xml:space="preserve">    static void Main(string[] </w:t>
+      </w:r>
+      <w:proofErr w:type="spellStart"/>
+      <w:r>
+        <w:rPr>
+          <w:lang w:val="en-US"/>
+        </w:rPr>
+        <w:t>args</w:t>
+      </w:r>
+      <w:proofErr w:type="spellEnd"/>
+      <w:r>
+        <w:rPr>
+          <w:lang w:val="en-US"/>
+        </w:rPr>
+        <w:t>)</w:t>
+      </w:r>
+    </w:p>
+    <w:p>
+      <w:pPr>
+        <w:jc w:val="both"/>
+        <w:rPr>
+          <w:lang w:val="es-EC"/>
+        </w:rPr>
+      </w:pPr>
+      <w:r>
+        <w:rPr>
+          <w:lang w:val="en-US"/>
+        </w:rPr>
+        <w:t xml:space="preserve">    </w:t>
+      </w:r>
+      <w:r>
+        <w:rPr>
+          <w:lang w:val="es-EC"/>
+        </w:rPr>
+        <w:t>{</w:t>
+      </w:r>
+    </w:p>
+    <w:p>
+      <w:pPr>
+        <w:jc w:val="both"/>
+        <w:rPr>
+          <w:lang w:val="es-EC"/>
+        </w:rPr>
+      </w:pPr>
+      <w:r>
+        <w:rPr>
+          <w:lang w:val="es-EC"/>
+        </w:rPr>
+        <w:t xml:space="preserve">        </w:t>
+      </w:r>
+      <w:proofErr w:type="spellStart"/>
+      <w:r>
+        <w:rPr>
+          <w:lang w:val="es-EC"/>
+        </w:rPr>
+        <w:t>int</w:t>
+      </w:r>
+      <w:proofErr w:type="spellEnd"/>
+      <w:r>
+        <w:rPr>
+          <w:lang w:val="es-EC"/>
+        </w:rPr>
+        <w:t xml:space="preserve">[] </w:t>
+      </w:r>
+      <w:proofErr w:type="spellStart"/>
+      <w:r>
+        <w:rPr>
+          <w:lang w:val="es-EC"/>
+        </w:rPr>
+        <w:t>vectorOriginal</w:t>
+      </w:r>
+      <w:proofErr w:type="spellEnd"/>
+      <w:r>
+        <w:rPr>
+          <w:lang w:val="es-EC"/>
+        </w:rPr>
+        <w:t xml:space="preserve"> = </w:t>
+      </w:r>
+      <w:proofErr w:type="spellStart"/>
+      <w:r>
+        <w:rPr>
+          <w:lang w:val="es-EC"/>
+        </w:rPr>
+        <w:t>LeerVector</w:t>
+      </w:r>
+      <w:proofErr w:type="spellEnd"/>
+      <w:r>
+        <w:rPr>
+          <w:lang w:val="es-EC"/>
+        </w:rPr>
+        <w:t>();</w:t>
+      </w:r>
+    </w:p>
+    <w:p>
+      <w:pPr>
+        <w:jc w:val="both"/>
+        <w:rPr>
+          <w:lang w:val="es-EC"/>
+        </w:rPr>
+      </w:pPr>
+    </w:p>
+    <w:p>
+      <w:pPr>
+        <w:jc w:val="both"/>
+        <w:rPr>
+          <w:lang w:val="es-EC"/>
+        </w:rPr>
+      </w:pPr>
+      <w:r>
+        <w:rPr>
+          <w:lang w:val="es-EC"/>
+        </w:rPr>
+        <w:t xml:space="preserve">        </w:t>
+      </w:r>
+      <w:proofErr w:type="spellStart"/>
+      <w:r>
+        <w:rPr>
+          <w:lang w:val="es-EC"/>
+        </w:rPr>
+        <w:t>int</w:t>
+      </w:r>
+      <w:proofErr w:type="spellEnd"/>
+      <w:r>
+        <w:rPr>
+          <w:lang w:val="es-EC"/>
+        </w:rPr>
+        <w:t xml:space="preserve">[] </w:t>
+      </w:r>
+      <w:proofErr w:type="spellStart"/>
+      <w:r>
+        <w:rPr>
+          <w:lang w:val="es-EC"/>
+        </w:rPr>
+        <w:t>indicesAscendentes</w:t>
+      </w:r>
+      <w:proofErr w:type="spellEnd"/>
+      <w:r>
+        <w:rPr>
+          <w:lang w:val="es-EC"/>
+        </w:rPr>
+        <w:t xml:space="preserve"> = </w:t>
+      </w:r>
+      <w:proofErr w:type="spellStart"/>
+      <w:r>
+        <w:rPr>
+          <w:lang w:val="es-EC"/>
+        </w:rPr>
+        <w:t>ObtenerIndicesOrdenados</w:t>
+      </w:r>
+      <w:proofErr w:type="spellEnd"/>
+      <w:r>
+        <w:rPr>
+          <w:lang w:val="es-EC"/>
+        </w:rPr>
+        <w:t>(</w:t>
+      </w:r>
+      <w:proofErr w:type="spellStart"/>
+      <w:r>
+        <w:rPr>
+          <w:lang w:val="es-EC"/>
+        </w:rPr>
+        <w:t>vectorOriginal</w:t>
+      </w:r>
+      <w:proofErr w:type="spellEnd"/>
+      <w:r>
+        <w:rPr>
+          <w:lang w:val="es-EC"/>
+        </w:rPr>
+        <w:t>, true);</w:t>
+      </w:r>
+    </w:p>
+    <w:p>
+      <w:pPr>
+        <w:jc w:val="both"/>
+        <w:rPr>
+          <w:lang w:val="es-EC"/>
+        </w:rPr>
+      </w:pPr>
+      <w:r>
+        <w:rPr>
+          <w:lang w:val="es-EC"/>
+        </w:rPr>
+        <w:t xml:space="preserve">        </w:t>
+      </w:r>
+      <w:proofErr w:type="spellStart"/>
+      <w:r>
+        <w:rPr>
+          <w:lang w:val="es-EC"/>
+        </w:rPr>
+        <w:t>int</w:t>
+      </w:r>
+      <w:proofErr w:type="spellEnd"/>
+      <w:r>
+        <w:rPr>
+          <w:lang w:val="es-EC"/>
+        </w:rPr>
+        <w:t xml:space="preserve">[] </w:t>
+      </w:r>
+      <w:proofErr w:type="spellStart"/>
+      <w:r>
+        <w:rPr>
+          <w:lang w:val="es-EC"/>
+        </w:rPr>
+        <w:t>indicesDescendentes</w:t>
+      </w:r>
+      <w:proofErr w:type="spellEnd"/>
+      <w:r>
+        <w:rPr>
+          <w:lang w:val="es-EC"/>
+        </w:rPr>
+        <w:t xml:space="preserve"> = </w:t>
+      </w:r>
+      <w:proofErr w:type="spellStart"/>
+      <w:r>
+        <w:rPr>
+          <w:lang w:val="es-EC"/>
+        </w:rPr>
+        <w:t>ObtenerIndicesOrdenados</w:t>
+      </w:r>
+      <w:proofErr w:type="spellEnd"/>
+      <w:r>
+        <w:rPr>
+          <w:lang w:val="es-EC"/>
+        </w:rPr>
+        <w:t>(</w:t>
+      </w:r>
+      <w:proofErr w:type="spellStart"/>
+      <w:r>
+        <w:rPr>
+          <w:lang w:val="es-EC"/>
+        </w:rPr>
+        <w:t>vectorOriginal</w:t>
+      </w:r>
+      <w:proofErr w:type="spellEnd"/>
+      <w:r>
+        <w:rPr>
+          <w:lang w:val="es-EC"/>
+        </w:rPr>
+        <w:t>, false);</w:t>
+      </w:r>
+    </w:p>
+    <w:p>
+      <w:pPr>
+        <w:jc w:val="both"/>
+        <w:rPr>
+          <w:lang w:val="es-EC"/>
+        </w:rPr>
+      </w:pPr>
+    </w:p>
+    <w:p>
+      <w:pPr>
+        <w:jc w:val="both"/>
+        <w:rPr>
+          <w:lang w:val="es-EC"/>
+        </w:rPr>
+      </w:pPr>
+      <w:r>
+        <w:rPr>
+          <w:lang w:val="es-EC"/>
+        </w:rPr>
+        <w:t xml:space="preserve">        </w:t>
+      </w:r>
+      <w:proofErr w:type="spellStart"/>
+      <w:r>
+        <w:rPr>
+          <w:lang w:val="es-EC"/>
+        </w:rPr>
+        <w:t>Console.WriteLine</w:t>
+      </w:r>
+      <w:proofErr w:type="spellEnd"/>
+      <w:r>
+        <w:rPr>
+          <w:lang w:val="es-EC"/>
+        </w:rPr>
+        <w:t>("\n===== PARTE 1 =====");</w:t>
+      </w:r>
+    </w:p>
+    <w:p>
+      <w:pPr>
+        <w:jc w:val="both"/>
+        <w:rPr>
+          <w:lang w:val="es-EC"/>
+        </w:rPr>
+      </w:pPr>
+    </w:p>
+    <w:p>
+      <w:pPr>
+        <w:jc w:val="both"/>
+        <w:rPr>
+          <w:lang w:val="es-EC"/>
+        </w:rPr>
+      </w:pPr>
+      <w:r>
+        <w:rPr>
+          <w:lang w:val="es-EC"/>
+        </w:rPr>
+        <w:t xml:space="preserve">        </w:t>
+      </w:r>
+      <w:proofErr w:type="spellStart"/>
+      <w:r>
+        <w:rPr>
+          <w:lang w:val="es-EC"/>
+        </w:rPr>
+        <w:t>Console.WriteLine</w:t>
+      </w:r>
+      <w:proofErr w:type="spellEnd"/>
+      <w:r>
+        <w:rPr>
+          <w:lang w:val="es-EC"/>
+        </w:rPr>
+        <w:t>("\</w:t>
+      </w:r>
+      <w:proofErr w:type="spellStart"/>
+      <w:r>
+        <w:rPr>
+          <w:lang w:val="es-EC"/>
+        </w:rPr>
+        <w:t>nVector</w:t>
+      </w:r>
+      <w:proofErr w:type="spellEnd"/>
+      <w:r>
+        <w:rPr>
+          <w:lang w:val="es-EC"/>
+        </w:rPr>
+        <w:t xml:space="preserve"> ordenado ascendente:");</w:t>
+      </w:r>
+    </w:p>
+    <w:p>
+      <w:pPr>
+        <w:jc w:val="both"/>
+        <w:rPr>
+          <w:lang w:val="es-EC"/>
+        </w:rPr>
+      </w:pPr>
+      <w:r>
+        <w:rPr>
+          <w:lang w:val="es-EC"/>
+        </w:rPr>
+        <w:t xml:space="preserve">        </w:t>
+      </w:r>
+      <w:proofErr w:type="spellStart"/>
+      <w:r>
+        <w:rPr>
+          <w:lang w:val="es-EC"/>
+        </w:rPr>
+        <w:t>ImprimirVectorOrdenado</w:t>
+      </w:r>
+      <w:proofErr w:type="spellEnd"/>
+      <w:r>
+        <w:rPr>
+          <w:lang w:val="es-EC"/>
+        </w:rPr>
+        <w:t>(</w:t>
+      </w:r>
+      <w:proofErr w:type="spellStart"/>
+      <w:r>
+        <w:rPr>
+          <w:lang w:val="es-EC"/>
+        </w:rPr>
+        <w:t>vectorOriginal</w:t>
+      </w:r>
+      <w:proofErr w:type="spellEnd"/>
+      <w:r>
+        <w:rPr>
+          <w:lang w:val="es-EC"/>
+        </w:rPr>
+        <w:t xml:space="preserve">, </w:t>
+      </w:r>
+      <w:proofErr w:type="spellStart"/>
+      <w:r>
+        <w:rPr>
+          <w:lang w:val="es-EC"/>
+        </w:rPr>
+        <w:t>indicesAscendentes</w:t>
+      </w:r>
+      <w:proofErr w:type="spellEnd"/>
+      <w:r>
+        <w:rPr>
+          <w:lang w:val="es-EC"/>
+        </w:rPr>
+        <w:t>);</w:t>
+      </w:r>
+    </w:p>
+    <w:p>
+      <w:pPr>
+        <w:jc w:val="both"/>
+        <w:rPr>
+          <w:lang w:val="es-EC"/>
+        </w:rPr>
+      </w:pPr>
+    </w:p>
+    <w:p>
+      <w:pPr>
+        <w:jc w:val="both"/>
+        <w:rPr>
+          <w:lang w:val="es-EC"/>
+        </w:rPr>
+      </w:pPr>
+      <w:r>
+        <w:rPr>
+          <w:lang w:val="es-EC"/>
+        </w:rPr>
+        <w:t xml:space="preserve">        </w:t>
+      </w:r>
+      <w:proofErr w:type="spellStart"/>
+      <w:r>
+        <w:rPr>
+          <w:lang w:val="es-EC"/>
+        </w:rPr>
+        <w:t>Console.WriteLine</w:t>
+      </w:r>
+      <w:proofErr w:type="spellEnd"/>
+      <w:r>
+        <w:rPr>
+          <w:lang w:val="es-EC"/>
+        </w:rPr>
+        <w:t>("\</w:t>
+      </w:r>
+      <w:proofErr w:type="spellStart"/>
+      <w:r>
+        <w:rPr>
+          <w:lang w:val="es-EC"/>
+        </w:rPr>
+        <w:t>nVector</w:t>
+      </w:r>
+      <w:proofErr w:type="spellEnd"/>
+      <w:r>
+        <w:rPr>
+          <w:lang w:val="es-EC"/>
+        </w:rPr>
+        <w:t xml:space="preserve"> ordenado descendente:");</w:t>
+      </w:r>
+    </w:p>
+    <w:p>
+      <w:pPr>
+        <w:jc w:val="both"/>
+        <w:rPr>
+          <w:lang w:val="es-EC"/>
+        </w:rPr>
+      </w:pPr>
+      <w:r>
+        <w:rPr>
+          <w:lang w:val="es-EC"/>
+        </w:rPr>
+        <w:t xml:space="preserve">        </w:t>
+      </w:r>
+      <w:proofErr w:type="spellStart"/>
+      <w:r>
+        <w:rPr>
+          <w:lang w:val="es-EC"/>
+        </w:rPr>
+        <w:t>ImprimirVectorOrdenado</w:t>
+      </w:r>
+      <w:proofErr w:type="spellEnd"/>
+      <w:r>
+        <w:rPr>
+          <w:lang w:val="es-EC"/>
+        </w:rPr>
+        <w:t>(</w:t>
+      </w:r>
+      <w:proofErr w:type="spellStart"/>
+      <w:r>
+        <w:rPr>
+          <w:lang w:val="es-EC"/>
+        </w:rPr>
+        <w:t>vectorOriginal</w:t>
+      </w:r>
+      <w:proofErr w:type="spellEnd"/>
+      <w:r>
+        <w:rPr>
+          <w:lang w:val="es-EC"/>
+        </w:rPr>
+        <w:t xml:space="preserve">, </w:t>
+      </w:r>
+      <w:proofErr w:type="spellStart"/>
+      <w:r>
+        <w:rPr>
+          <w:lang w:val="es-EC"/>
+        </w:rPr>
+        <w:t>indicesDescendentes</w:t>
+      </w:r>
+      <w:proofErr w:type="spellEnd"/>
+      <w:r>
+        <w:rPr>
+          <w:lang w:val="es-EC"/>
+        </w:rPr>
+        <w:t>);</w:t>
+      </w:r>
+    </w:p>
+    <w:p>
+      <w:pPr>
+        <w:jc w:val="both"/>
+        <w:rPr>
+          <w:lang w:val="es-EC"/>
+        </w:rPr>
+      </w:pPr>
+    </w:p>
+    <w:p>
+      <w:pPr>
+        <w:jc w:val="both"/>
+        <w:rPr>
+          <w:lang w:val="es-EC"/>
+        </w:rPr>
+      </w:pPr>
+      <w:r>
+        <w:rPr>
+          <w:lang w:val="es-EC"/>
+        </w:rPr>
+        <w:t xml:space="preserve">        </w:t>
+      </w:r>
+      <w:proofErr w:type="spellStart"/>
+      <w:r>
+        <w:rPr>
+          <w:lang w:val="es-EC"/>
+        </w:rPr>
+        <w:t>int</w:t>
+      </w:r>
+      <w:proofErr w:type="spellEnd"/>
+      <w:r>
+        <w:rPr>
+          <w:lang w:val="es-EC"/>
+        </w:rPr>
+        <w:t xml:space="preserve">[] </w:t>
+      </w:r>
+      <w:proofErr w:type="spellStart"/>
+      <w:r>
+        <w:rPr>
+          <w:lang w:val="es-EC"/>
+        </w:rPr>
+        <w:t>indicesAscBurbuja</w:t>
+      </w:r>
+      <w:proofErr w:type="spellEnd"/>
+      <w:r>
+        <w:rPr>
+          <w:lang w:val="es-EC"/>
+        </w:rPr>
+        <w:t xml:space="preserve"> = </w:t>
+      </w:r>
+      <w:proofErr w:type="spellStart"/>
+      <w:r>
+        <w:rPr>
+          <w:lang w:val="es-EC"/>
+        </w:rPr>
+        <w:t>ObtenerIndicesOrdenadosBurbuja</w:t>
+      </w:r>
+      <w:proofErr w:type="spellEnd"/>
+      <w:r>
+        <w:rPr>
+          <w:lang w:val="es-EC"/>
+        </w:rPr>
+        <w:t>(</w:t>
+      </w:r>
+      <w:proofErr w:type="spellStart"/>
+      <w:r>
+        <w:rPr>
+          <w:lang w:val="es-EC"/>
+        </w:rPr>
+        <w:t>vectorOriginal</w:t>
+      </w:r>
+      <w:proofErr w:type="spellEnd"/>
+      <w:r>
+        <w:rPr>
+          <w:lang w:val="es-EC"/>
+        </w:rPr>
+        <w:t>, true);</w:t>
+      </w:r>
+    </w:p>
+    <w:p>
+      <w:pPr>
+        <w:jc w:val="both"/>
+        <w:rPr>
+          <w:lang w:val="es-EC"/>
+        </w:rPr>
+      </w:pPr>
+      <w:r>
+        <w:rPr>
+          <w:lang w:val="es-EC"/>
+        </w:rPr>
+        <w:t xml:space="preserve">        </w:t>
+      </w:r>
+      <w:proofErr w:type="spellStart"/>
+      <w:r>
+        <w:rPr>
+          <w:lang w:val="es-EC"/>
+        </w:rPr>
+        <w:t>int</w:t>
+      </w:r>
+      <w:proofErr w:type="spellEnd"/>
+      <w:r>
+        <w:rPr>
+          <w:lang w:val="es-EC"/>
+        </w:rPr>
+        <w:t xml:space="preserve">[] </w:t>
+      </w:r>
+      <w:proofErr w:type="spellStart"/>
+      <w:r>
+        <w:rPr>
+          <w:lang w:val="es-EC"/>
+        </w:rPr>
+        <w:t>indicesDescBurbuja</w:t>
+      </w:r>
+      <w:proofErr w:type="spellEnd"/>
+      <w:r>
+        <w:rPr>
+          <w:lang w:val="es-EC"/>
+        </w:rPr>
+        <w:t xml:space="preserve"> = </w:t>
+      </w:r>
+      <w:proofErr w:type="spellStart"/>
+      <w:r>
+        <w:rPr>
+          <w:lang w:val="es-EC"/>
+        </w:rPr>
+        <w:t>ObtenerIndicesOrdenadosBurbuja</w:t>
+      </w:r>
+      <w:proofErr w:type="spellEnd"/>
+      <w:r>
+        <w:rPr>
+          <w:lang w:val="es-EC"/>
+        </w:rPr>
+        <w:t>(</w:t>
+      </w:r>
+      <w:proofErr w:type="spellStart"/>
+      <w:r>
+        <w:rPr>
+          <w:lang w:val="es-EC"/>
+        </w:rPr>
+        <w:t>vectorOriginal</w:t>
+      </w:r>
+      <w:proofErr w:type="spellEnd"/>
+      <w:r>
+        <w:rPr>
+          <w:lang w:val="es-EC"/>
+        </w:rPr>
+        <w:t>, false);</w:t>
+      </w:r>
+    </w:p>
+    <w:p>
+      <w:pPr>
+        <w:jc w:val="both"/>
+        <w:rPr>
+          <w:lang w:val="es-EC"/>
+        </w:rPr>
+      </w:pPr>
+    </w:p>
+    <w:p>
+      <w:pPr>
+        <w:jc w:val="both"/>
+        <w:rPr>
+          <w:lang w:val="es-EC"/>
+        </w:rPr>
+      </w:pPr>
+      <w:r>
+        <w:rPr>
+          <w:lang w:val="es-EC"/>
+        </w:rPr>
+        <w:t xml:space="preserve">        </w:t>
+      </w:r>
+      <w:proofErr w:type="spellStart"/>
+      <w:r>
+        <w:rPr>
+          <w:lang w:val="es-EC"/>
+        </w:rPr>
+        <w:t>Console.WriteLine</w:t>
+      </w:r>
+      <w:proofErr w:type="spellEnd"/>
+      <w:r>
+        <w:rPr>
+          <w:lang w:val="es-EC"/>
+        </w:rPr>
+        <w:t>("\n===== PARTE 2 =====");</w:t>
+      </w:r>
+    </w:p>
+    <w:p>
+      <w:pPr>
+        <w:jc w:val="both"/>
+        <w:rPr>
+          <w:lang w:val="es-EC"/>
+        </w:rPr>
+      </w:pPr>
+    </w:p>
+    <w:p>
+      <w:pPr>
+        <w:jc w:val="both"/>
+        <w:rPr>
+          <w:lang w:val="es-EC"/>
+        </w:rPr>
+      </w:pPr>
+      <w:r>
+        <w:rPr>
+          <w:lang w:val="es-EC"/>
+        </w:rPr>
+        <w:t xml:space="preserve">        </w:t>
+      </w:r>
+      <w:proofErr w:type="spellStart"/>
+      <w:r>
+        <w:rPr>
+          <w:lang w:val="es-EC"/>
+        </w:rPr>
+        <w:t>Console.WriteLine</w:t>
+      </w:r>
+      <w:proofErr w:type="spellEnd"/>
+      <w:r>
+        <w:rPr>
+          <w:lang w:val="es-EC"/>
+        </w:rPr>
+        <w:t>("\</w:t>
+      </w:r>
+      <w:proofErr w:type="spellStart"/>
+      <w:r>
+        <w:rPr>
+          <w:lang w:val="es-EC"/>
+        </w:rPr>
+        <w:t>nVector</w:t>
+      </w:r>
+      <w:proofErr w:type="spellEnd"/>
+      <w:r>
+        <w:rPr>
+          <w:lang w:val="es-EC"/>
+        </w:rPr>
+        <w:t xml:space="preserve"> ordenado ascendente:");</w:t>
+      </w:r>
+    </w:p>
+    <w:p>
+      <w:pPr>
+        <w:jc w:val="both"/>
+        <w:rPr>
+          <w:lang w:val="es-EC"/>
+        </w:rPr>
+      </w:pPr>
+      <w:r>
+        <w:rPr>
+          <w:lang w:val="es-EC"/>
+        </w:rPr>
+        <w:t xml:space="preserve">        </w:t>
+      </w:r>
+      <w:proofErr w:type="spellStart"/>
+      <w:r>
+        <w:rPr>
+          <w:lang w:val="es-EC"/>
+        </w:rPr>
+        <w:t>ImprimirVectorOrdenado</w:t>
+      </w:r>
+      <w:proofErr w:type="spellEnd"/>
+      <w:r>
+        <w:rPr>
+          <w:lang w:val="es-EC"/>
+        </w:rPr>
+        <w:t>(</w:t>
+      </w:r>
+      <w:proofErr w:type="spellStart"/>
+      <w:r>
+        <w:rPr>
+          <w:lang w:val="es-EC"/>
+        </w:rPr>
+        <w:t>vectorOriginal</w:t>
+      </w:r>
+      <w:proofErr w:type="spellEnd"/>
+      <w:r>
+        <w:rPr>
+          <w:lang w:val="es-EC"/>
+        </w:rPr>
+        <w:t xml:space="preserve">, </w:t>
+      </w:r>
+      <w:proofErr w:type="spellStart"/>
+      <w:r>
+        <w:rPr>
+          <w:lang w:val="es-EC"/>
+        </w:rPr>
+        <w:t>indicesAscBurbuja</w:t>
+      </w:r>
+      <w:proofErr w:type="spellEnd"/>
+      <w:r>
+        <w:rPr>
+          <w:lang w:val="es-EC"/>
+        </w:rPr>
+        <w:t>);</w:t>
+      </w:r>
+    </w:p>
+    <w:p>
+      <w:pPr>
+        <w:jc w:val="both"/>
+        <w:rPr>
+          <w:lang w:val="es-EC"/>
+        </w:rPr>
+      </w:pPr>
+    </w:p>
+    <w:p>
+      <w:pPr>
+        <w:jc w:val="both"/>
+        <w:rPr>
+          <w:lang w:val="es-EC"/>
+        </w:rPr>
+      </w:pPr>
+      <w:r>
+        <w:rPr>
+          <w:lang w:val="es-EC"/>
+        </w:rPr>
+        <w:t xml:space="preserve">        </w:t>
+      </w:r>
+      <w:proofErr w:type="spellStart"/>
+      <w:r>
+        <w:rPr>
+          <w:lang w:val="es-EC"/>
+        </w:rPr>
+        <w:t>Console.WriteLine</w:t>
+      </w:r>
+      <w:proofErr w:type="spellEnd"/>
+      <w:r>
+        <w:rPr>
+          <w:lang w:val="es-EC"/>
+        </w:rPr>
+        <w:t>("\</w:t>
+      </w:r>
+      <w:proofErr w:type="spellStart"/>
+      <w:r>
+        <w:rPr>
+          <w:lang w:val="es-EC"/>
+        </w:rPr>
+        <w:t>nVector</w:t>
+      </w:r>
+      <w:proofErr w:type="spellEnd"/>
+      <w:r>
+        <w:rPr>
+          <w:lang w:val="es-EC"/>
+        </w:rPr>
+        <w:t xml:space="preserve"> ordenado descendente:");</w:t>
+      </w:r>
+    </w:p>
+    <w:p>
+      <w:pPr>
+        <w:jc w:val="both"/>
+        <w:rPr>
+          <w:lang w:val="es-EC"/>
+        </w:rPr>
+      </w:pPr>
+      <w:r>
+        <w:rPr>
+          <w:lang w:val="es-EC"/>
+        </w:rPr>
+        <w:t xml:space="preserve">        </w:t>
+      </w:r>
+      <w:proofErr w:type="spellStart"/>
+      <w:r>
+        <w:rPr>
+          <w:lang w:val="es-EC"/>
+        </w:rPr>
+        <w:t>ImprimirVectorOrdenado</w:t>
+      </w:r>
+      <w:proofErr w:type="spellEnd"/>
+      <w:r>
+        <w:rPr>
+          <w:lang w:val="es-EC"/>
+        </w:rPr>
+        <w:t>(</w:t>
+      </w:r>
+      <w:proofErr w:type="spellStart"/>
+      <w:r>
+        <w:rPr>
+          <w:lang w:val="es-EC"/>
+        </w:rPr>
+        <w:t>vectorOriginal</w:t>
+      </w:r>
+      <w:proofErr w:type="spellEnd"/>
+      <w:r>
+        <w:rPr>
+          <w:lang w:val="es-EC"/>
+        </w:rPr>
+        <w:t xml:space="preserve">, </w:t>
+      </w:r>
+      <w:proofErr w:type="spellStart"/>
+      <w:r>
+        <w:rPr>
+          <w:lang w:val="es-EC"/>
+        </w:rPr>
+        <w:t>indicesDescBurbuja</w:t>
+      </w:r>
+      <w:proofErr w:type="spellEnd"/>
+      <w:r>
+        <w:rPr>
+          <w:lang w:val="es-EC"/>
+        </w:rPr>
+        <w:t>);</w:t>
+      </w:r>
+    </w:p>
+    <w:p>
+      <w:pPr>
+        <w:jc w:val="both"/>
+        <w:rPr>
+          <w:lang w:val="es-EC"/>
+        </w:rPr>
+      </w:pPr>
+      <w:r>
+        <w:rPr>
+          <w:lang w:val="es-EC"/>
+        </w:rPr>
+        <w:t xml:space="preserve">    }</w:t>
+      </w:r>
+    </w:p>
+    <w:p>
+      <w:pPr>
+        <w:jc w:val="both"/>
+        <w:rPr>
+          <w:lang w:val="es-EC"/>
+        </w:rPr>
+      </w:pPr>
+    </w:p>
+    <w:p>
+      <w:pPr>
+        <w:jc w:val="both"/>
+        <w:rPr>
+          <w:lang w:val="es-EC"/>
+        </w:rPr>
+      </w:pPr>
+      <w:r>
+        <w:rPr>
+          <w:lang w:val="es-EC"/>
+        </w:rPr>
+        <w:t xml:space="preserve">    </w:t>
+      </w:r>
+      <w:proofErr w:type="spellStart"/>
+      <w:r>
+        <w:rPr>
+          <w:lang w:val="es-EC"/>
+        </w:rPr>
+        <w:t>static</w:t>
+      </w:r>
+      <w:proofErr w:type="spellEnd"/>
+      <w:r>
+        <w:rPr>
+          <w:lang w:val="es-EC"/>
+        </w:rPr>
+        <w:t xml:space="preserve"> </w:t>
+      </w:r>
+      <w:proofErr w:type="spellStart"/>
+      <w:r>
+        <w:rPr>
+          <w:lang w:val="es-EC"/>
+        </w:rPr>
+        <w:t>int</w:t>
+      </w:r>
+      <w:proofErr w:type="spellEnd"/>
+      <w:r>
+        <w:rPr>
+          <w:lang w:val="es-EC"/>
+        </w:rPr>
+        <w:t xml:space="preserve">[] </w:t>
+      </w:r>
+      <w:proofErr w:type="spellStart"/>
+      <w:r>
+        <w:rPr>
+          <w:lang w:val="es-EC"/>
+        </w:rPr>
+        <w:t>LeerVector</w:t>
+      </w:r>
+      <w:proofErr w:type="spellEnd"/>
+      <w:r>
+        <w:rPr>
+          <w:lang w:val="es-EC"/>
+        </w:rPr>
+        <w:t>()</w:t>
+      </w:r>
+    </w:p>
+    <w:p>
+      <w:pPr>
+        <w:jc w:val="both"/>
+        <w:rPr>
+          <w:lang w:val="es-EC"/>
+        </w:rPr>
+      </w:pPr>
+      <w:r>
+        <w:rPr>
+          <w:lang w:val="es-EC"/>
+        </w:rPr>
+        <w:t xml:space="preserve">    {</w:t>
+      </w:r>
+    </w:p>
+    <w:p>
+      <w:pPr>
+        <w:jc w:val="both"/>
+        <w:rPr>
+          <w:lang w:val="es-EC"/>
+        </w:rPr>
+      </w:pPr>
+      <w:r>
+        <w:rPr>
+          <w:lang w:val="es-EC"/>
+        </w:rPr>
+        <w:t xml:space="preserve">        </w:t>
+      </w:r>
+      <w:proofErr w:type="spellStart"/>
+      <w:r>
+        <w:rPr>
+          <w:lang w:val="es-EC"/>
+        </w:rPr>
+        <w:t>Console.Write</w:t>
+      </w:r>
+      <w:proofErr w:type="spellEnd"/>
+      <w:r>
+        <w:rPr>
+          <w:lang w:val="es-EC"/>
+        </w:rPr>
+        <w:t>("Ingrese tamaño del vector: ");</w:t>
+      </w:r>
+    </w:p>
+    <w:p>
+      <w:pPr>
+        <w:jc w:val="both"/>
+        <w:rPr>
+          <w:lang w:val="en-US"/>
+        </w:rPr>
+      </w:pPr>
+      <w:r>
+        <w:rPr>
+          <w:lang w:val="es-EC"/>
+        </w:rPr>
+        <w:t xml:space="preserve">        </w:t>
+      </w:r>
+      <w:r>
+        <w:rPr>
+          <w:lang w:val="en-US"/>
+        </w:rPr>
+        <w:t xml:space="preserve">int </w:t>
+      </w:r>
+      <w:proofErr w:type="spellStart"/>
+      <w:r>
+        <w:rPr>
+          <w:lang w:val="en-US"/>
+        </w:rPr>
+        <w:t>cantidad</w:t>
+      </w:r>
+      <w:proofErr w:type="spellEnd"/>
+      <w:r>
+        <w:rPr>
+          <w:lang w:val="en-US"/>
+        </w:rPr>
+        <w:t xml:space="preserve"> = </w:t>
+      </w:r>
+      <w:proofErr w:type="spellStart"/>
+      <w:r>
+        <w:rPr>
+          <w:lang w:val="en-US"/>
+        </w:rPr>
+        <w:t>int.Parse</w:t>
+      </w:r>
+      <w:proofErr w:type="spellEnd"/>
+      <w:r>
+        <w:rPr>
+          <w:lang w:val="en-US"/>
+        </w:rPr>
+        <w:t>(</w:t>
+      </w:r>
+      <w:proofErr w:type="spellStart"/>
+      <w:r>
+        <w:rPr>
+          <w:lang w:val="en-US"/>
+        </w:rPr>
+        <w:t>Console.ReadLine</w:t>
+      </w:r>
+      <w:proofErr w:type="spellEnd"/>
+      <w:r>
+        <w:rPr>
+          <w:lang w:val="en-US"/>
+        </w:rPr>
+        <w:t>()!);</w:t>
+      </w:r>
+    </w:p>
+    <w:p>
+      <w:pPr>
+        <w:jc w:val="both"/>
+        <w:rPr>
+          <w:lang w:val="en-US"/>
+        </w:rPr>
+      </w:pPr>
+    </w:p>
+    <w:p>
+      <w:pPr>
+        <w:jc w:val="both"/>
+        <w:rPr>
+          <w:lang w:val="en-US"/>
+        </w:rPr>
+      </w:pPr>
+      <w:r>
+        <w:rPr>
+          <w:lang w:val="en-US"/>
+        </w:rPr>
+        <w:t xml:space="preserve">        int[] vector = new int[</w:t>
+      </w:r>
+      <w:proofErr w:type="spellStart"/>
+      <w:r>
+        <w:rPr>
+          <w:lang w:val="en-US"/>
+        </w:rPr>
+        <w:t>cantidad</w:t>
+      </w:r>
+      <w:proofErr w:type="spellEnd"/>
+      <w:r>
+        <w:rPr>
+          <w:lang w:val="en-US"/>
+        </w:rPr>
+        <w:t>];</w:t>
+      </w:r>
+    </w:p>
+    <w:p>
+      <w:pPr>
+        <w:jc w:val="both"/>
+        <w:rPr>
+          <w:lang w:val="en-US"/>
+        </w:rPr>
+      </w:pPr>
+      <w:r>
+        <w:rPr>
+          <w:lang w:val="en-US"/>
+        </w:rPr>
+        <w:t xml:space="preserve">        int </w:t>
+      </w:r>
+      <w:proofErr w:type="spellStart"/>
+      <w:r>
+        <w:rPr>
+          <w:lang w:val="en-US"/>
+        </w:rPr>
+        <w:t>i</w:t>
+      </w:r>
+      <w:proofErr w:type="spellEnd"/>
+      <w:r>
+        <w:rPr>
+          <w:lang w:val="en-US"/>
+        </w:rPr>
+        <w:t xml:space="preserve"> = 0;</w:t>
+      </w:r>
+    </w:p>
+    <w:p>
+      <w:pPr>
+        <w:jc w:val="both"/>
+        <w:rPr>
+          <w:lang w:val="en-US"/>
+        </w:rPr>
+      </w:pPr>
+    </w:p>
+    <w:p>
+      <w:pPr>
+        <w:jc w:val="both"/>
+        <w:rPr>
+          <w:lang w:val="en-US"/>
+        </w:rPr>
+      </w:pPr>
+      <w:r>
+        <w:rPr>
+          <w:lang w:val="en-US"/>
+        </w:rPr>
+        <w:t xml:space="preserve">        while (</w:t>
+      </w:r>
+      <w:proofErr w:type="spellStart"/>
+      <w:r>
+        <w:rPr>
+          <w:lang w:val="en-US"/>
+        </w:rPr>
+        <w:t>i</w:t>
+      </w:r>
+      <w:proofErr w:type="spellEnd"/>
+      <w:r>
+        <w:rPr>
+          <w:lang w:val="en-US"/>
+        </w:rPr>
+        <w:t xml:space="preserve"> &lt; </w:t>
+      </w:r>
+      <w:proofErr w:type="spellStart"/>
+      <w:r>
+        <w:rPr>
+          <w:lang w:val="en-US"/>
+        </w:rPr>
+        <w:t>cantidad</w:t>
+      </w:r>
+      <w:proofErr w:type="spellEnd"/>
+      <w:r>
+        <w:rPr>
+          <w:lang w:val="en-US"/>
+        </w:rPr>
+        <w:t>)</w:t>
+      </w:r>
+    </w:p>
+    <w:p>
+      <w:pPr>
+        <w:jc w:val="both"/>
+        <w:rPr>
+          <w:lang w:val="es-EC"/>
+        </w:rPr>
+      </w:pPr>
+      <w:r>
+        <w:rPr>
+          <w:lang w:val="en-US"/>
+        </w:rPr>
+        <w:t xml:space="preserve">        </w:t>
+      </w:r>
+      <w:r>
+        <w:rPr>
+          <w:lang w:val="es-EC"/>
+        </w:rPr>
+        <w:t>{</w:t>
+      </w:r>
+    </w:p>
+    <w:p>
+      <w:pPr>
+        <w:jc w:val="both"/>
+        <w:rPr>
+          <w:lang w:val="es-EC"/>
+        </w:rPr>
+      </w:pPr>
+      <w:r>
+        <w:rPr>
+          <w:lang w:val="es-EC"/>
+        </w:rPr>
+        <w:t xml:space="preserve">            </w:t>
+      </w:r>
+      <w:proofErr w:type="spellStart"/>
+      <w:r>
+        <w:rPr>
+          <w:lang w:val="es-EC"/>
+        </w:rPr>
+        <w:t>Console.Write</w:t>
+      </w:r>
+      <w:proofErr w:type="spellEnd"/>
+      <w:r>
+        <w:rPr>
+          <w:lang w:val="es-EC"/>
+        </w:rPr>
+        <w:t>("Ingrese valor [" + i + "]: ");</w:t>
+      </w:r>
+    </w:p>
+    <w:p>
+      <w:pPr>
+        <w:jc w:val="both"/>
+        <w:rPr>
+          <w:lang w:val="en-US"/>
+        </w:rPr>
+      </w:pPr>
+      <w:r>
+        <w:rPr>
+          <w:lang w:val="es-EC"/>
+        </w:rPr>
+        <w:t xml:space="preserve">            </w:t>
+      </w:r>
+      <w:r>
+        <w:rPr>
+          <w:lang w:val="en-US"/>
+        </w:rPr>
+        <w:t>vector[</w:t>
+      </w:r>
+      <w:proofErr w:type="spellStart"/>
+      <w:r>
+        <w:rPr>
+          <w:lang w:val="en-US"/>
+        </w:rPr>
+        <w:t>i</w:t>
+      </w:r>
+      <w:proofErr w:type="spellEnd"/>
+      <w:r>
+        <w:rPr>
+          <w:lang w:val="en-US"/>
+        </w:rPr>
+        <w:t xml:space="preserve">] = </w:t>
+      </w:r>
+      <w:proofErr w:type="spellStart"/>
+      <w:r>
+        <w:rPr>
+          <w:lang w:val="en-US"/>
+        </w:rPr>
+        <w:t>int.Parse</w:t>
+      </w:r>
+      <w:proofErr w:type="spellEnd"/>
+      <w:r>
+        <w:rPr>
+          <w:lang w:val="en-US"/>
+        </w:rPr>
+        <w:t>(</w:t>
+      </w:r>
+      <w:proofErr w:type="spellStart"/>
+      <w:r>
+        <w:rPr>
+          <w:lang w:val="en-US"/>
+        </w:rPr>
+        <w:t>Console.ReadLine</w:t>
+      </w:r>
+      <w:proofErr w:type="spellEnd"/>
+      <w:r>
+        <w:rPr>
+          <w:lang w:val="en-US"/>
+        </w:rPr>
+        <w:t>()!);</w:t>
+      </w:r>
+    </w:p>
+    <w:p>
+      <w:pPr>
+        <w:jc w:val="both"/>
+        <w:rPr>
+          <w:lang w:val="en-US"/>
+        </w:rPr>
+      </w:pPr>
+      <w:r>
+        <w:rPr>
+          <w:lang w:val="en-US"/>
+        </w:rPr>
+        <w:t xml:space="preserve">            </w:t>
+      </w:r>
+      <w:proofErr w:type="spellStart"/>
+      <w:r>
+        <w:rPr>
+          <w:lang w:val="en-US"/>
+        </w:rPr>
+        <w:t>i</w:t>
+      </w:r>
+      <w:proofErr w:type="spellEnd"/>
+      <w:r>
+        <w:rPr>
+          <w:lang w:val="en-US"/>
+        </w:rPr>
+        <w:t>++;</w:t>
+      </w:r>
+    </w:p>
+    <w:p>
+      <w:pPr>
+        <w:jc w:val="both"/>
+        <w:rPr>
+          <w:lang w:val="en-US"/>
+        </w:rPr>
+      </w:pPr>
+      <w:r>
+        <w:rPr>
+          <w:lang w:val="en-US"/>
+        </w:rPr>
+        <w:t xml:space="preserve">        }</w:t>
+      </w:r>
+    </w:p>
+    <w:p>
+      <w:pPr>
+        <w:jc w:val="both"/>
+        <w:rPr>
+          <w:lang w:val="en-US"/>
+        </w:rPr>
+      </w:pPr>
+    </w:p>
+    <w:p>
+      <w:pPr>
+        <w:jc w:val="both"/>
+        <w:rPr>
+          <w:lang w:val="en-US"/>
+        </w:rPr>
+      </w:pPr>
+      <w:r>
+        <w:rPr>
+          <w:lang w:val="en-US"/>
+        </w:rPr>
+        <w:t xml:space="preserve">        return vector;</w:t>
+      </w:r>
+    </w:p>
+    <w:p>
+      <w:pPr>
+        <w:jc w:val="both"/>
+        <w:rPr>
+          <w:lang w:val="en-US"/>
+        </w:rPr>
+      </w:pPr>
+      <w:r>
+        <w:rPr>
+          <w:lang w:val="en-US"/>
+        </w:rPr>
+        <w:t xml:space="preserve">    }</w:t>
+      </w:r>
+    </w:p>
+    <w:p>
+      <w:pPr>
+        <w:jc w:val="both"/>
+        <w:rPr>
+          <w:lang w:val="en-US"/>
+        </w:rPr>
+      </w:pPr>
+    </w:p>
+    <w:p>
+      <w:pPr>
+        <w:jc w:val="both"/>
+        <w:rPr>
+          <w:lang w:val="en-US"/>
+        </w:rPr>
+      </w:pPr>
+      <w:r>
+        <w:rPr>
+          <w:lang w:val="en-US"/>
+        </w:rPr>
+        <w:t xml:space="preserve">    static int[] </w:t>
+      </w:r>
+      <w:proofErr w:type="spellStart"/>
+      <w:r>
+        <w:rPr>
+          <w:lang w:val="en-US"/>
+        </w:rPr>
+        <w:t>ObtenerIndicesOrdenados</w:t>
+      </w:r>
+      <w:proofErr w:type="spellEnd"/>
+      <w:r>
+        <w:rPr>
+          <w:lang w:val="en-US"/>
+        </w:rPr>
+        <w:t xml:space="preserve">(int[] vector, bool </w:t>
+      </w:r>
+      <w:proofErr w:type="spellStart"/>
+      <w:r>
+        <w:rPr>
+          <w:lang w:val="en-US"/>
+        </w:rPr>
+        <w:t>ascendente</w:t>
+      </w:r>
+      <w:proofErr w:type="spellEnd"/>
+      <w:r>
+        <w:rPr>
+          <w:lang w:val="en-US"/>
+        </w:rPr>
+        <w:t>)</w:t>
+      </w:r>
+    </w:p>
+    <w:p>
+      <w:pPr>
+        <w:jc w:val="both"/>
+        <w:rPr>
+          <w:lang w:val="en-US"/>
+        </w:rPr>
+      </w:pPr>
+      <w:r>
+        <w:rPr>
+          <w:lang w:val="en-US"/>
+        </w:rPr>
+        <w:t xml:space="preserve">    {</w:t>
+      </w:r>
+    </w:p>
+    <w:p>
+      <w:pPr>
+        <w:jc w:val="both"/>
+        <w:rPr>
+          <w:lang w:val="en-US"/>
+        </w:rPr>
+      </w:pPr>
+      <w:r>
+        <w:rPr>
+          <w:lang w:val="en-US"/>
+        </w:rPr>
+        <w:t xml:space="preserve">        int </w:t>
+      </w:r>
+      <w:proofErr w:type="spellStart"/>
+      <w:r>
+        <w:rPr>
+          <w:lang w:val="en-US"/>
+        </w:rPr>
+        <w:t>cantidad</w:t>
+      </w:r>
+      <w:proofErr w:type="spellEnd"/>
+      <w:r>
+        <w:rPr>
+          <w:lang w:val="en-US"/>
+        </w:rPr>
+        <w:t xml:space="preserve"> = </w:t>
+      </w:r>
+      <w:proofErr w:type="spellStart"/>
+      <w:r>
+        <w:rPr>
+          <w:lang w:val="en-US"/>
+        </w:rPr>
+        <w:t>vector.Length</w:t>
+      </w:r>
+      <w:proofErr w:type="spellEnd"/>
+      <w:r>
+        <w:rPr>
+          <w:lang w:val="en-US"/>
+        </w:rPr>
+        <w:t>;</w:t>
+      </w:r>
+    </w:p>
+    <w:p>
+      <w:pPr>
+        <w:jc w:val="both"/>
+        <w:rPr>
+          <w:lang w:val="en-US"/>
+        </w:rPr>
+      </w:pPr>
+      <w:r>
+        <w:rPr>
+          <w:lang w:val="en-US"/>
+        </w:rPr>
+        <w:t xml:space="preserve">        int[] </w:t>
+      </w:r>
+      <w:proofErr w:type="spellStart"/>
+      <w:r>
+        <w:rPr>
+          <w:lang w:val="en-US"/>
+        </w:rPr>
+        <w:t>indicesOrdenados</w:t>
+      </w:r>
+      <w:proofErr w:type="spellEnd"/>
+      <w:r>
+        <w:rPr>
+          <w:lang w:val="en-US"/>
+        </w:rPr>
+        <w:t xml:space="preserve"> = new int[</w:t>
+      </w:r>
+      <w:proofErr w:type="spellStart"/>
+      <w:r>
+        <w:rPr>
+          <w:lang w:val="en-US"/>
+        </w:rPr>
+        <w:t>cantidad</w:t>
+      </w:r>
+      <w:proofErr w:type="spellEnd"/>
+      <w:r>
+        <w:rPr>
+          <w:lang w:val="en-US"/>
+        </w:rPr>
+        <w:t>];</w:t>
+      </w:r>
+    </w:p>
+    <w:p>
+      <w:pPr>
+        <w:jc w:val="both"/>
+        <w:rPr>
+          <w:lang w:val="en-US"/>
+        </w:rPr>
+      </w:pPr>
+      <w:r>
+        <w:rPr>
+          <w:lang w:val="en-US"/>
+        </w:rPr>
+        <w:t xml:space="preserve">        bool[] </w:t>
+      </w:r>
+      <w:proofErr w:type="spellStart"/>
+      <w:r>
+        <w:rPr>
+          <w:lang w:val="en-US"/>
+        </w:rPr>
+        <w:t>usados</w:t>
+      </w:r>
+      <w:proofErr w:type="spellEnd"/>
+      <w:r>
+        <w:rPr>
+          <w:lang w:val="en-US"/>
+        </w:rPr>
+        <w:t xml:space="preserve"> = new bool[</w:t>
+      </w:r>
+      <w:proofErr w:type="spellStart"/>
+      <w:r>
+        <w:rPr>
+          <w:lang w:val="en-US"/>
+        </w:rPr>
+        <w:t>cantidad</w:t>
+      </w:r>
+      <w:proofErr w:type="spellEnd"/>
+      <w:r>
+        <w:rPr>
+          <w:lang w:val="en-US"/>
+        </w:rPr>
+        <w:t>];</w:t>
+      </w:r>
+    </w:p>
+    <w:p>
+      <w:pPr>
+        <w:jc w:val="both"/>
+        <w:rPr>
+          <w:lang w:val="en-US"/>
+        </w:rPr>
+      </w:pPr>
+      <w:r>
+        <w:rPr>
+          <w:lang w:val="en-US"/>
+        </w:rPr>
+        <w:t xml:space="preserve">        int k = 0;</w:t>
+      </w:r>
+    </w:p>
+    <w:p>
+      <w:pPr>
+        <w:jc w:val="both"/>
+        <w:rPr>
+          <w:lang w:val="en-US"/>
+        </w:rPr>
+      </w:pPr>
+    </w:p>
+    <w:p>
+      <w:pPr>
+        <w:jc w:val="both"/>
+        <w:rPr>
+          <w:lang w:val="en-US"/>
+        </w:rPr>
+      </w:pPr>
+      <w:r>
+        <w:rPr>
+          <w:lang w:val="en-US"/>
+        </w:rPr>
+        <w:t xml:space="preserve">        while (k &lt; </w:t>
+      </w:r>
+      <w:proofErr w:type="spellStart"/>
+      <w:r>
+        <w:rPr>
+          <w:lang w:val="en-US"/>
+        </w:rPr>
+        <w:t>cantidad</w:t>
+      </w:r>
+      <w:proofErr w:type="spellEnd"/>
+      <w:r>
+        <w:rPr>
+          <w:lang w:val="en-US"/>
+        </w:rPr>
+        <w:t>)</w:t>
+      </w:r>
+    </w:p>
+    <w:p>
+      <w:pPr>
+        <w:jc w:val="both"/>
+        <w:rPr>
+          <w:lang w:val="en-US"/>
+        </w:rPr>
+      </w:pPr>
+      <w:r>
+        <w:rPr>
+          <w:lang w:val="en-US"/>
+        </w:rPr>
+        <w:t xml:space="preserve">        {</w:t>
+      </w:r>
+    </w:p>
+    <w:p>
+      <w:pPr>
+        <w:jc w:val="both"/>
+        <w:rPr>
+          <w:lang w:val="en-US"/>
+        </w:rPr>
+      </w:pPr>
+      <w:r>
+        <w:rPr>
+          <w:lang w:val="en-US"/>
+        </w:rPr>
+        <w:t xml:space="preserve">            int </w:t>
+      </w:r>
+      <w:proofErr w:type="spellStart"/>
+      <w:r>
+        <w:rPr>
+          <w:lang w:val="en-US"/>
+        </w:rPr>
+        <w:t>mejorIndice</w:t>
+      </w:r>
+      <w:proofErr w:type="spellEnd"/>
+      <w:r>
+        <w:rPr>
+          <w:lang w:val="en-US"/>
+        </w:rPr>
+        <w:t xml:space="preserve"> = -1;</w:t>
+      </w:r>
+    </w:p>
+    <w:p>
+      <w:pPr>
+        <w:jc w:val="both"/>
+        <w:rPr>
+          <w:lang w:val="en-US"/>
+        </w:rPr>
+      </w:pPr>
+    </w:p>
+    <w:p>
+      <w:pPr>
+        <w:jc w:val="both"/>
+        <w:rPr>
+          <w:lang w:val="en-US"/>
+        </w:rPr>
+      </w:pPr>
+      <w:r>
+        <w:rPr>
+          <w:lang w:val="en-US"/>
+        </w:rPr>
+        <w:t xml:space="preserve">            for (int </w:t>
+      </w:r>
+      <w:proofErr w:type="spellStart"/>
+      <w:r>
+        <w:rPr>
+          <w:lang w:val="en-US"/>
+        </w:rPr>
+        <w:t>i</w:t>
+      </w:r>
+      <w:proofErr w:type="spellEnd"/>
+      <w:r>
+        <w:rPr>
+          <w:lang w:val="en-US"/>
+        </w:rPr>
+        <w:t xml:space="preserve"> = 0; </w:t>
+      </w:r>
+      <w:proofErr w:type="spellStart"/>
+      <w:r>
+        <w:rPr>
+          <w:lang w:val="en-US"/>
+        </w:rPr>
+        <w:t>i</w:t>
+      </w:r>
+      <w:proofErr w:type="spellEnd"/>
+      <w:r>
+        <w:rPr>
+          <w:lang w:val="en-US"/>
+        </w:rPr>
+        <w:t xml:space="preserve"> &lt; </w:t>
+      </w:r>
+      <w:proofErr w:type="spellStart"/>
+      <w:r>
+        <w:rPr>
+          <w:lang w:val="en-US"/>
+        </w:rPr>
+        <w:t>cantidad</w:t>
+      </w:r>
+      <w:proofErr w:type="spellEnd"/>
+      <w:r>
+        <w:rPr>
+          <w:lang w:val="en-US"/>
+        </w:rPr>
+        <w:t xml:space="preserve">; </w:t>
+      </w:r>
+      <w:proofErr w:type="spellStart"/>
+      <w:r>
+        <w:rPr>
+          <w:lang w:val="en-US"/>
+        </w:rPr>
+        <w:t>i</w:t>
+      </w:r>
+      <w:proofErr w:type="spellEnd"/>
+      <w:r>
+        <w:rPr>
+          <w:lang w:val="en-US"/>
+        </w:rPr>
+        <w:t>++)</w:t>
+      </w:r>
+    </w:p>
+    <w:p>
+      <w:pPr>
+        <w:jc w:val="both"/>
+        <w:rPr>
+          <w:lang w:val="en-US"/>
+        </w:rPr>
+      </w:pPr>
+      <w:r>
+        <w:rPr>
+          <w:lang w:val="en-US"/>
+        </w:rPr>
+        <w:t xml:space="preserve">            {</w:t>
+      </w:r>
+    </w:p>
+    <w:p>
+      <w:pPr>
+        <w:jc w:val="both"/>
+        <w:rPr>
+          <w:lang w:val="en-US"/>
+        </w:rPr>
+      </w:pPr>
+      <w:r>
+        <w:rPr>
+          <w:lang w:val="en-US"/>
+        </w:rPr>
+        <w:t xml:space="preserve">                if (</w:t>
+      </w:r>
+      <w:proofErr w:type="spellStart"/>
+      <w:r>
+        <w:rPr>
+          <w:lang w:val="en-US"/>
+        </w:rPr>
+        <w:t>usados</w:t>
+      </w:r>
+      <w:proofErr w:type="spellEnd"/>
+      <w:r>
+        <w:rPr>
+          <w:lang w:val="en-US"/>
+        </w:rPr>
+        <w:t>[</w:t>
+      </w:r>
+      <w:proofErr w:type="spellStart"/>
+      <w:r>
+        <w:rPr>
+          <w:lang w:val="en-US"/>
+        </w:rPr>
+        <w:t>i</w:t>
+      </w:r>
+      <w:proofErr w:type="spellEnd"/>
+      <w:r>
+        <w:rPr>
+          <w:lang w:val="en-US"/>
+        </w:rPr>
+        <w:t>] == false)</w:t>
+      </w:r>
+    </w:p>
+    <w:p>
+      <w:pPr>
+        <w:jc w:val="both"/>
+        <w:rPr>
+          <w:lang w:val="en-US"/>
+        </w:rPr>
+      </w:pPr>
+      <w:r>
+        <w:rPr>
+          <w:lang w:val="en-US"/>
+        </w:rPr>
+        <w:t xml:space="preserve">                {</w:t>
+      </w:r>
+    </w:p>
+    <w:p>
+      <w:pPr>
+        <w:jc w:val="both"/>
+        <w:rPr>
+          <w:lang w:val="en-US"/>
+        </w:rPr>
+      </w:pPr>
+      <w:r>
+        <w:rPr>
+          <w:lang w:val="en-US"/>
+        </w:rPr>
+        <w:t xml:space="preserve">                    if (</w:t>
+      </w:r>
+      <w:proofErr w:type="spellStart"/>
+      <w:r>
+        <w:rPr>
+          <w:lang w:val="en-US"/>
+        </w:rPr>
+        <w:t>mejorIndice</w:t>
+      </w:r>
+      <w:proofErr w:type="spellEnd"/>
+      <w:r>
+        <w:rPr>
+          <w:lang w:val="en-US"/>
+        </w:rPr>
+        <w:t xml:space="preserve"> == -1)</w:t>
+      </w:r>
+    </w:p>
+    <w:p>
+      <w:pPr>
+        <w:jc w:val="both"/>
+        <w:rPr>
+          <w:lang w:val="en-US"/>
+        </w:rPr>
+      </w:pPr>
+      <w:r>
+        <w:rPr>
+          <w:lang w:val="en-US"/>
+        </w:rPr>
+        <w:t xml:space="preserve">                    {</w:t>
+      </w:r>
+    </w:p>
+    <w:p>
+      <w:pPr>
+        <w:jc w:val="both"/>
+        <w:rPr>
+          <w:lang w:val="en-US"/>
+        </w:rPr>
+      </w:pPr>
+      <w:r>
+        <w:rPr>
+          <w:lang w:val="en-US"/>
+        </w:rPr>
+        <w:t xml:space="preserve">                        </w:t>
+      </w:r>
+      <w:proofErr w:type="spellStart"/>
+      <w:r>
+        <w:rPr>
+          <w:lang w:val="en-US"/>
+        </w:rPr>
+        <w:t>mejorIndice</w:t>
+      </w:r>
+      <w:proofErr w:type="spellEnd"/>
+      <w:r>
+        <w:rPr>
+          <w:lang w:val="en-US"/>
+        </w:rPr>
+        <w:t xml:space="preserve"> = </w:t>
+      </w:r>
+      <w:proofErr w:type="spellStart"/>
+      <w:r>
+        <w:rPr>
+          <w:lang w:val="en-US"/>
+        </w:rPr>
+        <w:t>i</w:t>
+      </w:r>
+      <w:proofErr w:type="spellEnd"/>
+      <w:r>
+        <w:rPr>
+          <w:lang w:val="en-US"/>
+        </w:rPr>
+        <w:t>;</w:t>
+      </w:r>
+    </w:p>
+    <w:p>
+      <w:pPr>
+        <w:jc w:val="both"/>
+        <w:rPr>
+          <w:lang w:val="es-EC"/>
+        </w:rPr>
+      </w:pPr>
+      <w:r>
+        <w:rPr>
+          <w:lang w:val="en-US"/>
+        </w:rPr>
+        <w:t xml:space="preserve">                    </w:t>
+      </w:r>
+      <w:r>
+        <w:rPr>
+          <w:lang w:val="es-EC"/>
+        </w:rPr>
+        <w:t>}</w:t>
+      </w:r>
+    </w:p>
+    <w:p>
+      <w:pPr>
+        <w:jc w:val="both"/>
+        <w:rPr>
+          <w:lang w:val="es-EC"/>
+        </w:rPr>
+      </w:pPr>
+      <w:r>
+        <w:rPr>
+          <w:lang w:val="es-EC"/>
+        </w:rPr>
+        <w:lastRenderedPageBreak/>
+        <w:t xml:space="preserve">                    </w:t>
+      </w:r>
+      <w:proofErr w:type="spellStart"/>
+      <w:r>
+        <w:rPr>
+          <w:lang w:val="es-EC"/>
+        </w:rPr>
+        <w:t>else</w:t>
+      </w:r>
+      <w:proofErr w:type="spellEnd"/>
+    </w:p>
+    <w:p>
+      <w:pPr>
+        <w:jc w:val="both"/>
+        <w:rPr>
+          <w:lang w:val="es-EC"/>
+        </w:rPr>
+      </w:pPr>
+      <w:r>
+        <w:rPr>
+          <w:lang w:val="es-EC"/>
+        </w:rPr>
+        <w:t xml:space="preserve">                    {</w:t>
+      </w:r>
+    </w:p>
+    <w:p>
+      <w:pPr>
+        <w:jc w:val="both"/>
+        <w:rPr>
+          <w:lang w:val="es-EC"/>
+        </w:rPr>
+      </w:pPr>
+      <w:r>
+        <w:rPr>
+          <w:lang w:val="es-EC"/>
+        </w:rPr>
+        <w:t xml:space="preserve">                        </w:t>
+      </w:r>
+      <w:proofErr w:type="spellStart"/>
+      <w:r>
+        <w:rPr>
+          <w:lang w:val="es-EC"/>
+        </w:rPr>
+        <w:t>bool</w:t>
+      </w:r>
+      <w:proofErr w:type="spellEnd"/>
+      <w:r>
+        <w:rPr>
+          <w:lang w:val="es-EC"/>
+        </w:rPr>
+        <w:t xml:space="preserve"> </w:t>
+      </w:r>
+      <w:proofErr w:type="spellStart"/>
+      <w:r>
+        <w:rPr>
+          <w:lang w:val="es-EC"/>
+        </w:rPr>
+        <w:t>esMejor</w:t>
+      </w:r>
+      <w:proofErr w:type="spellEnd"/>
+      <w:r>
+        <w:rPr>
+          <w:lang w:val="es-EC"/>
+        </w:rPr>
+        <w:t xml:space="preserve"> = ascendente</w:t>
+      </w:r>
+    </w:p>
+    <w:p>
+      <w:pPr>
+        <w:jc w:val="both"/>
+        <w:rPr>
+          <w:lang w:val="es-EC"/>
+        </w:rPr>
+      </w:pPr>
+      <w:r>
+        <w:rPr>
+          <w:lang w:val="es-EC"/>
+        </w:rPr>
+        <w:t xml:space="preserve">                            ? vector[i] &lt; vector[</w:t>
+      </w:r>
+      <w:proofErr w:type="spellStart"/>
+      <w:r>
+        <w:rPr>
+          <w:lang w:val="es-EC"/>
+        </w:rPr>
+        <w:t>mejorIndice</w:t>
+      </w:r>
+      <w:proofErr w:type="spellEnd"/>
+      <w:r>
+        <w:rPr>
+          <w:lang w:val="es-EC"/>
+        </w:rPr>
+        <w:t>]</w:t>
+      </w:r>
+    </w:p>
+    <w:p>
+      <w:pPr>
+        <w:jc w:val="both"/>
+        <w:rPr>
+          <w:lang w:val="es-EC"/>
+        </w:rPr>
+      </w:pPr>
+      <w:r>
+        <w:rPr>
+          <w:lang w:val="es-EC"/>
+        </w:rPr>
+        <w:t xml:space="preserve">                            : vector[i] &gt; vector[</w:t>
+      </w:r>
+      <w:proofErr w:type="spellStart"/>
+      <w:r>
+        <w:rPr>
+          <w:lang w:val="es-EC"/>
+        </w:rPr>
+        <w:t>mejorIndice</w:t>
+      </w:r>
+      <w:proofErr w:type="spellEnd"/>
+      <w:r>
+        <w:rPr>
+          <w:lang w:val="es-EC"/>
+        </w:rPr>
+        <w:t>];</w:t>
+      </w:r>
+    </w:p>
+    <w:p>
+      <w:pPr>
+        <w:jc w:val="both"/>
+        <w:rPr>
+          <w:lang w:val="es-EC"/>
+        </w:rPr>
+      </w:pPr>
+    </w:p>
+    <w:p>
+      <w:pPr>
+        <w:jc w:val="both"/>
+        <w:rPr>
+          <w:lang w:val="es-EC"/>
+        </w:rPr>
+      </w:pPr>
+      <w:r>
+        <w:rPr>
+          <w:lang w:val="es-EC"/>
+        </w:rPr>
+        <w:t xml:space="preserve">                        </w:t>
+      </w:r>
+      <w:proofErr w:type="spellStart"/>
+      <w:r>
+        <w:rPr>
+          <w:lang w:val="es-EC"/>
+        </w:rPr>
+        <w:t>if</w:t>
+      </w:r>
+      <w:proofErr w:type="spellEnd"/>
+      <w:r>
+        <w:rPr>
+          <w:lang w:val="es-EC"/>
+        </w:rPr>
+        <w:t xml:space="preserve"> (</w:t>
+      </w:r>
+      <w:proofErr w:type="spellStart"/>
+      <w:r>
+        <w:rPr>
+          <w:lang w:val="es-EC"/>
+        </w:rPr>
+        <w:t>esMejor</w:t>
+      </w:r>
+      <w:proofErr w:type="spellEnd"/>
+      <w:r>
+        <w:rPr>
+          <w:lang w:val="es-EC"/>
+        </w:rPr>
+        <w:t>)</w:t>
+      </w:r>
+    </w:p>
+    <w:p>
+      <w:pPr>
+        <w:jc w:val="both"/>
+        <w:rPr>
+          <w:lang w:val="es-EC"/>
+        </w:rPr>
+      </w:pPr>
+      <w:r>
+        <w:rPr>
+          <w:lang w:val="es-EC"/>
+        </w:rPr>
+        <w:t xml:space="preserve">                        {</w:t>
+      </w:r>
+    </w:p>
+    <w:p>
+      <w:pPr>
+        <w:jc w:val="both"/>
+        <w:rPr>
+          <w:lang w:val="es-EC"/>
+        </w:rPr>
+      </w:pPr>
+      <w:r>
+        <w:rPr>
+          <w:lang w:val="es-EC"/>
+        </w:rPr>
+        <w:t xml:space="preserve">                            </w:t>
+      </w:r>
+      <w:proofErr w:type="spellStart"/>
+      <w:r>
+        <w:rPr>
+          <w:lang w:val="es-EC"/>
+        </w:rPr>
+        <w:t>mejorIndice</w:t>
+      </w:r>
+      <w:proofErr w:type="spellEnd"/>
+      <w:r>
+        <w:rPr>
+          <w:lang w:val="es-EC"/>
+        </w:rPr>
+        <w:t xml:space="preserve"> = i;</w:t>
+      </w:r>
+    </w:p>
+    <w:p>
+      <w:pPr>
+        <w:jc w:val="both"/>
+        <w:rPr>
+          <w:lang w:val="es-EC"/>
+        </w:rPr>
+      </w:pPr>
+      <w:r>
+        <w:rPr>
+          <w:lang w:val="es-EC"/>
+        </w:rPr>
+        <w:t xml:space="preserve">                        }</w:t>
+      </w:r>
+    </w:p>
+    <w:p>
+      <w:pPr>
+        <w:jc w:val="both"/>
+        <w:rPr>
+          <w:lang w:val="es-EC"/>
+        </w:rPr>
+      </w:pPr>
+      <w:r>
+        <w:rPr>
+          <w:lang w:val="es-EC"/>
+        </w:rPr>
+        <w:t xml:space="preserve">                    }</w:t>
+      </w:r>
+    </w:p>
+    <w:p>
+      <w:pPr>
+        <w:jc w:val="both"/>
+        <w:rPr>
+          <w:lang w:val="es-EC"/>
+        </w:rPr>
+      </w:pPr>
+      <w:r>
+        <w:rPr>
+          <w:lang w:val="es-EC"/>
+        </w:rPr>
+        <w:t xml:space="preserve">                }</w:t>
+      </w:r>
+    </w:p>
+    <w:p>
+      <w:pPr>
+        <w:jc w:val="both"/>
+        <w:rPr>
+          <w:lang w:val="es-EC"/>
+        </w:rPr>
+      </w:pPr>
+      <w:r>
+        <w:rPr>
+          <w:lang w:val="es-EC"/>
+        </w:rPr>
+        <w:t xml:space="preserve">            }</w:t>
+      </w:r>
+    </w:p>
+    <w:p>
+      <w:pPr>
+        <w:jc w:val="both"/>
+        <w:rPr>
+          <w:lang w:val="es-EC"/>
+        </w:rPr>
+      </w:pPr>
+    </w:p>
+    <w:p>
+      <w:pPr>
+        <w:jc w:val="both"/>
+        <w:rPr>
+          <w:lang w:val="es-EC"/>
+        </w:rPr>
+      </w:pPr>
+      <w:r>
+        <w:rPr>
+          <w:lang w:val="es-EC"/>
+        </w:rPr>
+        <w:t xml:space="preserve">            </w:t>
+      </w:r>
+      <w:proofErr w:type="spellStart"/>
+      <w:r>
+        <w:rPr>
+          <w:lang w:val="es-EC"/>
+        </w:rPr>
+        <w:t>indicesOrdenados</w:t>
+      </w:r>
+      <w:proofErr w:type="spellEnd"/>
+      <w:r>
+        <w:rPr>
+          <w:lang w:val="es-EC"/>
+        </w:rPr>
+        <w:t xml:space="preserve">[k] = </w:t>
+      </w:r>
+      <w:proofErr w:type="spellStart"/>
+      <w:r>
+        <w:rPr>
+          <w:lang w:val="es-EC"/>
+        </w:rPr>
+        <w:t>mejorIndice</w:t>
+      </w:r>
+      <w:proofErr w:type="spellEnd"/>
+      <w:r>
+        <w:rPr>
+          <w:lang w:val="es-EC"/>
+        </w:rPr>
+        <w:t>;</w:t>
+      </w:r>
+    </w:p>
+    <w:p>
+      <w:pPr>
+        <w:jc w:val="both"/>
+        <w:rPr>
+          <w:lang w:val="es-EC"/>
+        </w:rPr>
+      </w:pPr>
+      <w:r>
+        <w:rPr>
+          <w:lang w:val="es-EC"/>
+        </w:rPr>
+        <w:t xml:space="preserve">            usados[</w:t>
+      </w:r>
+      <w:proofErr w:type="spellStart"/>
+      <w:r>
+        <w:rPr>
+          <w:lang w:val="es-EC"/>
+        </w:rPr>
+        <w:t>mejorIndice</w:t>
+      </w:r>
+      <w:proofErr w:type="spellEnd"/>
+      <w:r>
+        <w:rPr>
+          <w:lang w:val="es-EC"/>
+        </w:rPr>
+        <w:t>] = true;</w:t>
+      </w:r>
+    </w:p>
+    <w:p>
+      <w:pPr>
+        <w:jc w:val="both"/>
+        <w:rPr>
+          <w:lang w:val="es-EC"/>
+        </w:rPr>
+      </w:pPr>
+      <w:r>
+        <w:rPr>
+          <w:lang w:val="es-EC"/>
+        </w:rPr>
+        <w:t xml:space="preserve">            k++;</w:t>
+      </w:r>
+    </w:p>
+    <w:p>
+      <w:pPr>
+        <w:jc w:val="both"/>
+        <w:rPr>
+          <w:lang w:val="es-EC"/>
+        </w:rPr>
+      </w:pPr>
+      <w:r>
+        <w:rPr>
+          <w:lang w:val="es-EC"/>
+        </w:rPr>
+        <w:t xml:space="preserve">        }</w:t>
+      </w:r>
+    </w:p>
+    <w:p>
+      <w:pPr>
+        <w:jc w:val="both"/>
+        <w:rPr>
+          <w:lang w:val="es-EC"/>
+        </w:rPr>
+      </w:pPr>
+    </w:p>
+    <w:p>
+      <w:pPr>
+        <w:jc w:val="both"/>
+        <w:rPr>
+          <w:lang w:val="es-EC"/>
+        </w:rPr>
+      </w:pPr>
+      <w:r>
+        <w:rPr>
+          <w:lang w:val="es-EC"/>
+        </w:rPr>
+        <w:t xml:space="preserve">        </w:t>
+      </w:r>
+      <w:proofErr w:type="spellStart"/>
+      <w:r>
+        <w:rPr>
+          <w:lang w:val="es-EC"/>
+        </w:rPr>
+        <w:t>return</w:t>
+      </w:r>
+      <w:proofErr w:type="spellEnd"/>
+      <w:r>
+        <w:rPr>
+          <w:lang w:val="es-EC"/>
+        </w:rPr>
+        <w:t xml:space="preserve"> </w:t>
+      </w:r>
+      <w:proofErr w:type="spellStart"/>
+      <w:r>
+        <w:rPr>
+          <w:lang w:val="es-EC"/>
+        </w:rPr>
+        <w:t>indicesOrdenados</w:t>
+      </w:r>
+      <w:proofErr w:type="spellEnd"/>
+      <w:r>
+        <w:rPr>
+          <w:lang w:val="es-EC"/>
+        </w:rPr>
+        <w:t>;</w:t>
+      </w:r>
+    </w:p>
+    <w:p>
+      <w:pPr>
+        <w:jc w:val="both"/>
+        <w:rPr>
+          <w:lang w:val="en-US"/>
+        </w:rPr>
+      </w:pPr>
+      <w:r>
+        <w:rPr>
+          <w:lang w:val="es-EC"/>
+        </w:rPr>
+        <w:t xml:space="preserve">    </w:t>
+      </w:r>
+      <w:r>
+        <w:rPr>
+          <w:lang w:val="en-US"/>
+        </w:rPr>
+        <w:t>}</w:t>
+      </w:r>
+    </w:p>
+    <w:p>
+      <w:pPr>
+        <w:jc w:val="both"/>
+        <w:rPr>
+          <w:lang w:val="en-US"/>
+        </w:rPr>
+      </w:pPr>
+    </w:p>
+    <w:p>
+      <w:pPr>
+        <w:jc w:val="both"/>
+        <w:rPr>
+          <w:lang w:val="en-US"/>
+        </w:rPr>
+      </w:pPr>
+      <w:r>
+        <w:rPr>
+          <w:lang w:val="en-US"/>
+        </w:rPr>
+        <w:t xml:space="preserve">    static void </w:t>
+      </w:r>
+      <w:proofErr w:type="spellStart"/>
+      <w:r>
+        <w:rPr>
+          <w:lang w:val="en-US"/>
+        </w:rPr>
+        <w:t>ImprimirVectorOrdenado</w:t>
+      </w:r>
+      <w:proofErr w:type="spellEnd"/>
+      <w:r>
+        <w:rPr>
+          <w:lang w:val="en-US"/>
+        </w:rPr>
+        <w:t>(int[] vector, int[] indices)</w:t>
+      </w:r>
+    </w:p>
+    <w:p>
+      <w:pPr>
+        <w:jc w:val="both"/>
+        <w:rPr>
+          <w:lang w:val="en-US"/>
+        </w:rPr>
+      </w:pPr>
+      <w:r>
+        <w:rPr>
+          <w:lang w:val="en-US"/>
+        </w:rPr>
+        <w:t xml:space="preserve">    {</w:t>
+      </w:r>
+    </w:p>
+    <w:p>
+      <w:pPr>
+        <w:jc w:val="both"/>
+        <w:rPr>
+          <w:lang w:val="en-US"/>
+        </w:rPr>
+      </w:pPr>
+      <w:r>
+        <w:rPr>
+          <w:lang w:val="en-US"/>
+        </w:rPr>
+        <w:t xml:space="preserve">        for (int </w:t>
+      </w:r>
+      <w:proofErr w:type="spellStart"/>
+      <w:r>
+        <w:rPr>
+          <w:lang w:val="en-US"/>
+        </w:rPr>
+        <w:t>i</w:t>
+      </w:r>
+      <w:proofErr w:type="spellEnd"/>
+      <w:r>
+        <w:rPr>
+          <w:lang w:val="en-US"/>
+        </w:rPr>
+        <w:t xml:space="preserve"> = 0; </w:t>
+      </w:r>
+      <w:proofErr w:type="spellStart"/>
+      <w:r>
+        <w:rPr>
+          <w:lang w:val="en-US"/>
+        </w:rPr>
+        <w:t>i</w:t>
+      </w:r>
+      <w:proofErr w:type="spellEnd"/>
+      <w:r>
+        <w:rPr>
+          <w:lang w:val="en-US"/>
+        </w:rPr>
+        <w:t xml:space="preserve"> &lt; </w:t>
+      </w:r>
+      <w:proofErr w:type="spellStart"/>
+      <w:r>
+        <w:rPr>
+          <w:lang w:val="en-US"/>
+        </w:rPr>
+        <w:t>indices.Length</w:t>
+      </w:r>
+      <w:proofErr w:type="spellEnd"/>
+      <w:r>
+        <w:rPr>
+          <w:lang w:val="en-US"/>
+        </w:rPr>
+        <w:t xml:space="preserve">; </w:t>
+      </w:r>
+      <w:proofErr w:type="spellStart"/>
+      <w:r>
+        <w:rPr>
+          <w:lang w:val="en-US"/>
+        </w:rPr>
+        <w:t>i</w:t>
+      </w:r>
+      <w:proofErr w:type="spellEnd"/>
+      <w:r>
+        <w:rPr>
+          <w:lang w:val="en-US"/>
+        </w:rPr>
+        <w:t>++)</w:t>
+      </w:r>
+    </w:p>
+    <w:p>
+      <w:pPr>
+        <w:jc w:val="both"/>
+        <w:rPr>
+          <w:lang w:val="en-US"/>
+        </w:rPr>
+      </w:pPr>
+      <w:r>
+        <w:rPr>
+          <w:lang w:val="en-US"/>
+        </w:rPr>
+        <w:t xml:space="preserve">        {</w:t>
+      </w:r>
+    </w:p>
+    <w:p>
+      <w:pPr>
+        <w:jc w:val="both"/>
+        <w:rPr>
+          <w:lang w:val="en-US"/>
+        </w:rPr>
+      </w:pPr>
+      <w:r>
+        <w:rPr>
+          <w:lang w:val="en-US"/>
+        </w:rPr>
+        <w:t xml:space="preserve">            </w:t>
+      </w:r>
+      <w:proofErr w:type="spellStart"/>
+      <w:r>
+        <w:rPr>
+          <w:lang w:val="en-US"/>
+        </w:rPr>
+        <w:t>Console.WriteLine</w:t>
+      </w:r>
+      <w:proofErr w:type="spellEnd"/>
+      <w:r>
+        <w:rPr>
+          <w:lang w:val="en-US"/>
+        </w:rPr>
+        <w:t>(vector[indices[</w:t>
+      </w:r>
+      <w:proofErr w:type="spellStart"/>
+      <w:r>
+        <w:rPr>
+          <w:lang w:val="en-US"/>
+        </w:rPr>
+        <w:t>i</w:t>
+      </w:r>
+      <w:proofErr w:type="spellEnd"/>
+      <w:r>
+        <w:rPr>
+          <w:lang w:val="en-US"/>
+        </w:rPr>
+        <w:t>]]);</w:t>
+      </w:r>
+    </w:p>
+    <w:p>
+      <w:pPr>
+        <w:jc w:val="both"/>
+        <w:rPr>
+          <w:lang w:val="en-US"/>
+        </w:rPr>
+      </w:pPr>
+      <w:r>
+        <w:rPr>
+          <w:lang w:val="en-US"/>
+        </w:rPr>
+        <w:t xml:space="preserve">        }</w:t>
+      </w:r>
+    </w:p>
+    <w:p>
+      <w:pPr>
+        <w:jc w:val="both"/>
+        <w:rPr>
+          <w:lang w:val="en-US"/>
+        </w:rPr>
+      </w:pPr>
+      <w:r>
+        <w:rPr>
+          <w:lang w:val="en-US"/>
+        </w:rPr>
+        <w:t xml:space="preserve">    }</w:t>
+      </w:r>
+    </w:p>
+    <w:p>
+      <w:pPr>
+        <w:jc w:val="both"/>
+        <w:rPr>
+          <w:lang w:val="en-US"/>
+        </w:rPr>
+      </w:pPr>
+    </w:p>
+    <w:p>
+      <w:pPr>
+        <w:jc w:val="both"/>
+        <w:rPr>
+          <w:lang w:val="en-US"/>
+        </w:rPr>
+      </w:pPr>
+      <w:r>
+        <w:rPr>
+          <w:lang w:val="en-US"/>
+        </w:rPr>
+        <w:t xml:space="preserve">    static int[] </w:t>
+      </w:r>
+      <w:proofErr w:type="spellStart"/>
+      <w:r>
+        <w:rPr>
+          <w:lang w:val="en-US"/>
+        </w:rPr>
+        <w:t>ObtenerIndicesOrdenadosBurbuja</w:t>
+      </w:r>
+      <w:proofErr w:type="spellEnd"/>
+      <w:r>
+        <w:rPr>
+          <w:lang w:val="en-US"/>
+        </w:rPr>
+        <w:t xml:space="preserve">(int[] vector, bool </w:t>
+      </w:r>
+      <w:proofErr w:type="spellStart"/>
+      <w:r>
+        <w:rPr>
+          <w:lang w:val="en-US"/>
+        </w:rPr>
+        <w:t>ascendente</w:t>
+      </w:r>
+      <w:proofErr w:type="spellEnd"/>
+      <w:r>
+        <w:rPr>
+          <w:lang w:val="en-US"/>
+        </w:rPr>
+        <w:t>)</w:t>
+      </w:r>
+    </w:p>
+    <w:p>
+      <w:pPr>
+        <w:jc w:val="both"/>
+        <w:rPr>
+          <w:lang w:val="en-US"/>
+        </w:rPr>
+      </w:pPr>
+      <w:r>
+        <w:rPr>
+          <w:lang w:val="en-US"/>
+        </w:rPr>
+        <w:t xml:space="preserve">    {</w:t>
+      </w:r>
+    </w:p>
+    <w:p>
+      <w:pPr>
+        <w:jc w:val="both"/>
+        <w:rPr>
+          <w:lang w:val="en-US"/>
+        </w:rPr>
+      </w:pPr>
+      <w:r>
+        <w:rPr>
+          <w:lang w:val="en-US"/>
+        </w:rPr>
+        <w:t xml:space="preserve">        int[] indices = </w:t>
+      </w:r>
+      <w:proofErr w:type="spellStart"/>
+      <w:r>
+        <w:rPr>
+          <w:lang w:val="en-US"/>
+        </w:rPr>
+        <w:t>CrearVectorDeIndices</w:t>
+      </w:r>
+      <w:proofErr w:type="spellEnd"/>
+      <w:r>
+        <w:rPr>
+          <w:lang w:val="en-US"/>
+        </w:rPr>
+        <w:t>(</w:t>
+      </w:r>
+      <w:proofErr w:type="spellStart"/>
+      <w:r>
+        <w:rPr>
+          <w:lang w:val="en-US"/>
+        </w:rPr>
+        <w:t>vector.Length</w:t>
+      </w:r>
+      <w:proofErr w:type="spellEnd"/>
+      <w:r>
+        <w:rPr>
+          <w:lang w:val="en-US"/>
+        </w:rPr>
+        <w:t>);</w:t>
+      </w:r>
+    </w:p>
+    <w:p>
+      <w:pPr>
+        <w:jc w:val="both"/>
+        <w:rPr>
+          <w:lang w:val="en-US"/>
+        </w:rPr>
+      </w:pPr>
+      <w:r>
+        <w:rPr>
+          <w:lang w:val="en-US"/>
+        </w:rPr>
+        <w:t xml:space="preserve">        bool </w:t>
+      </w:r>
+      <w:proofErr w:type="spellStart"/>
+      <w:r>
+        <w:rPr>
+          <w:lang w:val="en-US"/>
+        </w:rPr>
+        <w:t>huboCambios</w:t>
+      </w:r>
+      <w:proofErr w:type="spellEnd"/>
+      <w:r>
+        <w:rPr>
+          <w:lang w:val="en-US"/>
+        </w:rPr>
+        <w:t>;</w:t>
+      </w:r>
+    </w:p>
+    <w:p>
+      <w:pPr>
+        <w:jc w:val="both"/>
+        <w:rPr>
+          <w:lang w:val="en-US"/>
+        </w:rPr>
+      </w:pPr>
+    </w:p>
+    <w:p>
+      <w:pPr>
+        <w:jc w:val="both"/>
+        <w:rPr>
+          <w:lang w:val="en-US"/>
+        </w:rPr>
+      </w:pPr>
+      <w:r>
+        <w:rPr>
+          <w:lang w:val="en-US"/>
+        </w:rPr>
+        <w:t xml:space="preserve">        do</w:t>
+      </w:r>
+    </w:p>
+    <w:p>
+      <w:pPr>
+        <w:jc w:val="both"/>
+        <w:rPr>
+          <w:lang w:val="en-US"/>
+        </w:rPr>
+      </w:pPr>
+      <w:r>
+        <w:rPr>
+          <w:lang w:val="en-US"/>
+        </w:rPr>
+        <w:t xml:space="preserve">        {</w:t>
+      </w:r>
+    </w:p>
+    <w:p>
+      <w:pPr>
+        <w:jc w:val="both"/>
+        <w:rPr>
+          <w:lang w:val="en-US"/>
+        </w:rPr>
+      </w:pPr>
+      <w:r>
+        <w:rPr>
+          <w:lang w:val="en-US"/>
+        </w:rPr>
+        <w:t xml:space="preserve">            </w:t>
+      </w:r>
+      <w:proofErr w:type="spellStart"/>
+      <w:r>
+        <w:rPr>
+          <w:lang w:val="en-US"/>
+        </w:rPr>
+        <w:t>huboCambios</w:t>
+      </w:r>
+      <w:proofErr w:type="spellEnd"/>
+      <w:r>
+        <w:rPr>
+          <w:lang w:val="en-US"/>
+        </w:rPr>
+        <w:t xml:space="preserve"> = false;</w:t>
+      </w:r>
+    </w:p>
+    <w:p>
+      <w:pPr>
+        <w:jc w:val="both"/>
+        <w:rPr>
+          <w:lang w:val="en-US"/>
+        </w:rPr>
+      </w:pPr>
+    </w:p>
+    <w:p>
+      <w:pPr>
+        <w:jc w:val="both"/>
+        <w:rPr>
+          <w:lang w:val="en-US"/>
+        </w:rPr>
+      </w:pPr>
+      <w:r>
+        <w:rPr>
+          <w:lang w:val="en-US"/>
+        </w:rPr>
+        <w:t xml:space="preserve">            for (int </w:t>
+      </w:r>
+      <w:proofErr w:type="spellStart"/>
+      <w:r>
+        <w:rPr>
+          <w:lang w:val="en-US"/>
+        </w:rPr>
+        <w:t>i</w:t>
+      </w:r>
+      <w:proofErr w:type="spellEnd"/>
+      <w:r>
+        <w:rPr>
+          <w:lang w:val="en-US"/>
+        </w:rPr>
+        <w:t xml:space="preserve"> = 0; </w:t>
+      </w:r>
+      <w:proofErr w:type="spellStart"/>
+      <w:r>
+        <w:rPr>
+          <w:lang w:val="en-US"/>
+        </w:rPr>
+        <w:t>i</w:t>
+      </w:r>
+      <w:proofErr w:type="spellEnd"/>
+      <w:r>
+        <w:rPr>
+          <w:lang w:val="en-US"/>
+        </w:rPr>
+        <w:t xml:space="preserve"> &lt; </w:t>
+      </w:r>
+      <w:proofErr w:type="spellStart"/>
+      <w:r>
+        <w:rPr>
+          <w:lang w:val="en-US"/>
+        </w:rPr>
+        <w:t>indices.Length</w:t>
+      </w:r>
+      <w:proofErr w:type="spellEnd"/>
+      <w:r>
+        <w:rPr>
+          <w:lang w:val="en-US"/>
+        </w:rPr>
+        <w:t xml:space="preserve"> - 1; </w:t>
+      </w:r>
+      <w:proofErr w:type="spellStart"/>
+      <w:r>
+        <w:rPr>
+          <w:lang w:val="en-US"/>
+        </w:rPr>
+        <w:t>i</w:t>
+      </w:r>
+      <w:proofErr w:type="spellEnd"/>
+      <w:r>
+        <w:rPr>
+          <w:lang w:val="en-US"/>
+        </w:rPr>
+        <w:t>++)</w:t>
+      </w:r>
+    </w:p>
+    <w:p>
+      <w:pPr>
+        <w:jc w:val="both"/>
+        <w:rPr>
+          <w:lang w:val="es-EC"/>
+        </w:rPr>
+      </w:pPr>
+      <w:r>
+        <w:rPr>
+          <w:lang w:val="en-US"/>
+        </w:rPr>
+        <w:t xml:space="preserve">            </w:t>
+      </w:r>
+      <w:r>
+        <w:rPr>
+          <w:lang w:val="es-EC"/>
+        </w:rPr>
+        <w:t>{</w:t>
+      </w:r>
+    </w:p>
+    <w:p>
+      <w:pPr>
+        <w:jc w:val="both"/>
+        <w:rPr>
+          <w:lang w:val="es-EC"/>
+        </w:rPr>
+      </w:pPr>
+      <w:r>
+        <w:rPr>
+          <w:lang w:val="es-EC"/>
+        </w:rPr>
+        <w:t xml:space="preserve">                </w:t>
+      </w:r>
+      <w:proofErr w:type="spellStart"/>
+      <w:r>
+        <w:rPr>
+          <w:lang w:val="es-EC"/>
+        </w:rPr>
+        <w:t>bool</w:t>
+      </w:r>
+      <w:proofErr w:type="spellEnd"/>
+      <w:r>
+        <w:rPr>
+          <w:lang w:val="es-EC"/>
+        </w:rPr>
+        <w:t xml:space="preserve"> </w:t>
+      </w:r>
+      <w:proofErr w:type="spellStart"/>
+      <w:r>
+        <w:rPr>
+          <w:lang w:val="es-EC"/>
+        </w:rPr>
+        <w:t>estanFueraDeOrden</w:t>
+      </w:r>
+      <w:proofErr w:type="spellEnd"/>
+      <w:r>
+        <w:rPr>
+          <w:lang w:val="es-EC"/>
+        </w:rPr>
+        <w:t xml:space="preserve"> = ascendente</w:t>
+      </w:r>
+    </w:p>
+    <w:p>
+      <w:pPr>
+        <w:jc w:val="both"/>
+        <w:rPr>
+          <w:lang w:val="es-EC"/>
+        </w:rPr>
+      </w:pPr>
+      <w:r>
+        <w:rPr>
+          <w:lang w:val="es-EC"/>
+        </w:rPr>
+        <w:t xml:space="preserve">                    ? vector[</w:t>
+      </w:r>
+      <w:proofErr w:type="spellStart"/>
+      <w:r>
+        <w:rPr>
+          <w:lang w:val="es-EC"/>
+        </w:rPr>
+        <w:t>indices</w:t>
+      </w:r>
+      <w:proofErr w:type="spellEnd"/>
+      <w:r>
+        <w:rPr>
+          <w:lang w:val="es-EC"/>
+        </w:rPr>
+        <w:t>[i]] &gt; vector[</w:t>
+      </w:r>
+      <w:proofErr w:type="spellStart"/>
+      <w:r>
+        <w:rPr>
+          <w:lang w:val="es-EC"/>
+        </w:rPr>
+        <w:t>indices</w:t>
+      </w:r>
+      <w:proofErr w:type="spellEnd"/>
+      <w:r>
+        <w:rPr>
+          <w:lang w:val="es-EC"/>
+        </w:rPr>
+        <w:t>[i + 1]]</w:t>
+      </w:r>
+    </w:p>
+    <w:p>
+      <w:pPr>
+        <w:jc w:val="both"/>
+        <w:rPr>
+          <w:lang w:val="es-EC"/>
+        </w:rPr>
+      </w:pPr>
+      <w:r>
+        <w:rPr>
+          <w:lang w:val="es-EC"/>
+        </w:rPr>
+        <w:t xml:space="preserve">                    : vector[</w:t>
+      </w:r>
+      <w:proofErr w:type="spellStart"/>
+      <w:r>
+        <w:rPr>
+          <w:lang w:val="es-EC"/>
+        </w:rPr>
+        <w:t>indices</w:t>
+      </w:r>
+      <w:proofErr w:type="spellEnd"/>
+      <w:r>
+        <w:rPr>
+          <w:lang w:val="es-EC"/>
+        </w:rPr>
+        <w:t>[i]] &lt; vector[</w:t>
+      </w:r>
+      <w:proofErr w:type="spellStart"/>
+      <w:r>
+        <w:rPr>
+          <w:lang w:val="es-EC"/>
+        </w:rPr>
+        <w:t>indices</w:t>
+      </w:r>
+      <w:proofErr w:type="spellEnd"/>
+      <w:r>
+        <w:rPr>
+          <w:lang w:val="es-EC"/>
+        </w:rPr>
+        <w:t>[i + 1]];</w:t>
+      </w:r>
+    </w:p>
+    <w:p>
+      <w:pPr>
+        <w:jc w:val="both"/>
+        <w:rPr>
+          <w:lang w:val="es-EC"/>
+        </w:rPr>
+      </w:pPr>
+    </w:p>
+    <w:p>
+      <w:pPr>
+        <w:jc w:val="both"/>
+        <w:rPr>
+          <w:lang w:val="es-EC"/>
+        </w:rPr>
+      </w:pPr>
+      <w:r>
+        <w:rPr>
+          <w:lang w:val="es-EC"/>
+        </w:rPr>
+        <w:t xml:space="preserve">                </w:t>
+      </w:r>
+      <w:proofErr w:type="spellStart"/>
+      <w:r>
+        <w:rPr>
+          <w:lang w:val="es-EC"/>
+        </w:rPr>
+        <w:t>if</w:t>
+      </w:r>
+      <w:proofErr w:type="spellEnd"/>
+      <w:r>
+        <w:rPr>
+          <w:lang w:val="es-EC"/>
+        </w:rPr>
+        <w:t xml:space="preserve"> (</w:t>
+      </w:r>
+      <w:proofErr w:type="spellStart"/>
+      <w:r>
+        <w:rPr>
+          <w:lang w:val="es-EC"/>
+        </w:rPr>
+        <w:t>estanFueraDeOrden</w:t>
+      </w:r>
+      <w:proofErr w:type="spellEnd"/>
+      <w:r>
+        <w:rPr>
+          <w:lang w:val="es-EC"/>
+        </w:rPr>
+        <w:t>)</w:t>
+      </w:r>
+    </w:p>
+    <w:p>
+      <w:pPr>
+        <w:jc w:val="both"/>
+        <w:rPr>
+          <w:lang w:val="es-EC"/>
+        </w:rPr>
+      </w:pPr>
+      <w:r>
+        <w:rPr>
+          <w:lang w:val="es-EC"/>
+        </w:rPr>
+        <w:t xml:space="preserve">                {</w:t>
+      </w:r>
+    </w:p>
+    <w:p>
+      <w:pPr>
+        <w:jc w:val="both"/>
+        <w:rPr>
+          <w:lang w:val="es-EC"/>
+        </w:rPr>
+      </w:pPr>
+      <w:r>
+        <w:rPr>
+          <w:lang w:val="es-EC"/>
+        </w:rPr>
+        <w:lastRenderedPageBreak/>
+        <w:t xml:space="preserve">                    Intercambiar(</w:t>
+      </w:r>
+      <w:proofErr w:type="spellStart"/>
+      <w:r>
+        <w:rPr>
+          <w:lang w:val="es-EC"/>
+        </w:rPr>
+        <w:t>indices</w:t>
+      </w:r>
+      <w:proofErr w:type="spellEnd"/>
+      <w:r>
+        <w:rPr>
+          <w:lang w:val="es-EC"/>
+        </w:rPr>
+        <w:t>, i, i + 1);</w:t>
+      </w:r>
+    </w:p>
+    <w:p>
+      <w:pPr>
+        <w:jc w:val="both"/>
+        <w:rPr>
+          <w:lang w:val="es-EC"/>
+        </w:rPr>
+      </w:pPr>
+      <w:r>
+        <w:rPr>
+          <w:lang w:val="es-EC"/>
+        </w:rPr>
+        <w:t xml:space="preserve">                    </w:t>
+      </w:r>
+      <w:proofErr w:type="spellStart"/>
+      <w:r>
+        <w:rPr>
+          <w:lang w:val="es-EC"/>
+        </w:rPr>
+        <w:t>huboCambios</w:t>
+      </w:r>
+      <w:proofErr w:type="spellEnd"/>
+      <w:r>
+        <w:rPr>
+          <w:lang w:val="es-EC"/>
+        </w:rPr>
+        <w:t xml:space="preserve"> = true;</w:t>
+      </w:r>
+    </w:p>
+    <w:p>
+      <w:pPr>
+        <w:jc w:val="both"/>
+        <w:rPr>
+          <w:lang w:val="es-EC"/>
+        </w:rPr>
+      </w:pPr>
+      <w:r>
+        <w:rPr>
+          <w:lang w:val="es-EC"/>
+        </w:rPr>
+        <w:t xml:space="preserve">                }</w:t>
+      </w:r>
+    </w:p>
+    <w:p>
+      <w:pPr>
+        <w:jc w:val="both"/>
+        <w:rPr>
+          <w:lang w:val="es-EC"/>
+        </w:rPr>
+      </w:pPr>
+      <w:r>
+        <w:rPr>
+          <w:lang w:val="es-EC"/>
+        </w:rPr>
+        <w:t xml:space="preserve">            }</w:t>
+      </w:r>
+    </w:p>
+    <w:p>
+      <w:pPr>
+        <w:jc w:val="both"/>
+        <w:rPr>
+          <w:lang w:val="es-EC"/>
+        </w:rPr>
+      </w:pPr>
+    </w:p>
+    <w:p>
+      <w:pPr>
+        <w:jc w:val="both"/>
+        <w:rPr>
+          <w:lang w:val="es-EC"/>
+        </w:rPr>
+      </w:pPr>
+      <w:r>
+        <w:rPr>
+          <w:lang w:val="es-EC"/>
+        </w:rPr>
+        <w:t xml:space="preserve">        } </w:t>
+      </w:r>
+      <w:proofErr w:type="spellStart"/>
+      <w:r>
+        <w:rPr>
+          <w:lang w:val="es-EC"/>
+        </w:rPr>
+        <w:t>while</w:t>
+      </w:r>
+      <w:proofErr w:type="spellEnd"/>
+      <w:r>
+        <w:rPr>
+          <w:lang w:val="es-EC"/>
+        </w:rPr>
+        <w:t xml:space="preserve"> (</w:t>
+      </w:r>
+      <w:proofErr w:type="spellStart"/>
+      <w:r>
+        <w:rPr>
+          <w:lang w:val="es-EC"/>
+        </w:rPr>
+        <w:t>huboCambios</w:t>
+      </w:r>
+      <w:proofErr w:type="spellEnd"/>
+      <w:r>
+        <w:rPr>
+          <w:lang w:val="es-EC"/>
+        </w:rPr>
+        <w:t>);</w:t>
+      </w:r>
+    </w:p>
+    <w:p>
+      <w:pPr>
+        <w:jc w:val="both"/>
+        <w:rPr>
+          <w:lang w:val="es-EC"/>
+        </w:rPr>
+      </w:pPr>
+    </w:p>
+    <w:p>
+      <w:pPr>
+        <w:jc w:val="both"/>
+        <w:rPr>
+          <w:lang w:val="en-US"/>
+        </w:rPr>
+      </w:pPr>
+      <w:r>
+        <w:rPr>
+          <w:lang w:val="es-EC"/>
+        </w:rPr>
+        <w:t xml:space="preserve">        </w:t>
+      </w:r>
+      <w:r>
+        <w:rPr>
+          <w:lang w:val="en-US"/>
+        </w:rPr>
+        <w:t>return indices;</w:t>
+      </w:r>
+    </w:p>
+    <w:p>
+      <w:pPr>
+        <w:jc w:val="both"/>
+        <w:rPr>
+          <w:lang w:val="en-US"/>
+        </w:rPr>
+      </w:pPr>
+      <w:r>
+        <w:rPr>
+          <w:lang w:val="en-US"/>
+        </w:rPr>
+        <w:t xml:space="preserve">    }</w:t>
+      </w:r>
+    </w:p>
+    <w:p>
+      <w:pPr>
+        <w:jc w:val="both"/>
+        <w:rPr>
+          <w:lang w:val="en-US"/>
+        </w:rPr>
+      </w:pPr>
+    </w:p>
+    <w:p>
+      <w:pPr>
+        <w:jc w:val="both"/>
+        <w:rPr>
+          <w:lang w:val="en-US"/>
+        </w:rPr>
+      </w:pPr>
+      <w:r>
+        <w:rPr>
+          <w:lang w:val="en-US"/>
+        </w:rPr>
+        <w:t xml:space="preserve">    static int[] </w:t>
+      </w:r>
+      <w:proofErr w:type="spellStart"/>
+      <w:r>
+        <w:rPr>
+          <w:lang w:val="en-US"/>
+        </w:rPr>
+        <w:t>CrearVectorDeIndices</w:t>
+      </w:r>
+      <w:proofErr w:type="spellEnd"/>
+      <w:r>
+        <w:rPr>
+          <w:lang w:val="en-US"/>
+        </w:rPr>
+        <w:t xml:space="preserve">(int </w:t>
+      </w:r>
+      <w:proofErr w:type="spellStart"/>
+      <w:r>
+        <w:rPr>
+          <w:lang w:val="en-US"/>
+        </w:rPr>
+        <w:t>cantidad</w:t>
+      </w:r>
+      <w:proofErr w:type="spellEnd"/>
+      <w:r>
+        <w:rPr>
+          <w:lang w:val="en-US"/>
+        </w:rPr>
+        <w:t>)</w:t>
+      </w:r>
+    </w:p>
+    <w:p>
+      <w:pPr>
+        <w:jc w:val="both"/>
+        <w:rPr>
+          <w:lang w:val="en-US"/>
+        </w:rPr>
+      </w:pPr>
+      <w:r>
+        <w:rPr>
+          <w:lang w:val="en-US"/>
+        </w:rPr>
+        <w:t xml:space="preserve">    {</w:t>
+      </w:r>
+    </w:p>
+    <w:p>
+      <w:pPr>
+        <w:jc w:val="both"/>
+        <w:rPr>
+          <w:lang w:val="en-US"/>
+        </w:rPr>
+      </w:pPr>
+      <w:r>
+        <w:rPr>
+          <w:lang w:val="en-US"/>
+        </w:rPr>
+        <w:t xml:space="preserve">        int[] indices = new int[</w:t>
+      </w:r>
+      <w:proofErr w:type="spellStart"/>
+      <w:r>
+        <w:rPr>
+          <w:lang w:val="en-US"/>
+        </w:rPr>
+        <w:t>cantidad</w:t>
+      </w:r>
+      <w:proofErr w:type="spellEnd"/>
+      <w:r>
+        <w:rPr>
+          <w:lang w:val="en-US"/>
+        </w:rPr>
+        <w:t>];</w:t>
+      </w:r>
+    </w:p>
+    <w:p>
+      <w:pPr>
+        <w:jc w:val="both"/>
+        <w:rPr>
+          <w:lang w:val="en-US"/>
+        </w:rPr>
+      </w:pPr>
+    </w:p>
+    <w:p>
+      <w:pPr>
+        <w:jc w:val="both"/>
+        <w:rPr>
+          <w:lang w:val="en-US"/>
+        </w:rPr>
+      </w:pPr>
+      <w:r>
+        <w:rPr>
+          <w:lang w:val="en-US"/>
+        </w:rPr>
+        <w:t xml:space="preserve">        for (int </w:t>
+      </w:r>
+      <w:proofErr w:type="spellStart"/>
+      <w:r>
+        <w:rPr>
+          <w:lang w:val="en-US"/>
+        </w:rPr>
+        <w:t>i</w:t>
+      </w:r>
+      <w:proofErr w:type="spellEnd"/>
+      <w:r>
+        <w:rPr>
+          <w:lang w:val="en-US"/>
+        </w:rPr>
+        <w:t xml:space="preserve"> = 0; </w:t>
+      </w:r>
+      <w:proofErr w:type="spellStart"/>
+      <w:r>
+        <w:rPr>
+          <w:lang w:val="en-US"/>
+        </w:rPr>
+        <w:t>i</w:t>
+      </w:r>
+      <w:proofErr w:type="spellEnd"/>
+      <w:r>
+        <w:rPr>
+          <w:lang w:val="en-US"/>
+        </w:rPr>
+        <w:t xml:space="preserve"> &lt; </w:t>
+      </w:r>
+      <w:proofErr w:type="spellStart"/>
+      <w:r>
+        <w:rPr>
+          <w:lang w:val="en-US"/>
+        </w:rPr>
+        <w:t>cantidad</w:t>
+      </w:r>
+      <w:proofErr w:type="spellEnd"/>
+      <w:r>
+        <w:rPr>
+          <w:lang w:val="en-US"/>
+        </w:rPr>
+        <w:t xml:space="preserve">; </w:t>
+      </w:r>
+      <w:proofErr w:type="spellStart"/>
+      <w:r>
+        <w:rPr>
+          <w:lang w:val="en-US"/>
+        </w:rPr>
+        <w:t>i</w:t>
+      </w:r>
+      <w:proofErr w:type="spellEnd"/>
+      <w:r>
+        <w:rPr>
+          <w:lang w:val="en-US"/>
+        </w:rPr>
+        <w:t>++)</w:t>
+      </w:r>
+    </w:p>
+    <w:p>
+      <w:pPr>
+        <w:jc w:val="both"/>
+        <w:rPr>
+          <w:lang w:val="en-US"/>
+        </w:rPr>
+      </w:pPr>
+      <w:r>
+        <w:rPr>
+          <w:lang w:val="en-US"/>
+        </w:rPr>
+        <w:t xml:space="preserve">        {</w:t>
+      </w:r>
+    </w:p>
+    <w:p>
+      <w:pPr>
+        <w:jc w:val="both"/>
+        <w:rPr>
+          <w:lang w:val="en-US"/>
+        </w:rPr>
+      </w:pPr>
+      <w:r>
+        <w:rPr>
+          <w:lang w:val="en-US"/>
+        </w:rPr>
+        <w:t xml:space="preserve">            indices[</w:t>
+      </w:r>
+      <w:proofErr w:type="spellStart"/>
+      <w:r>
+        <w:rPr>
+          <w:lang w:val="en-US"/>
+        </w:rPr>
+        <w:t>i</w:t>
+      </w:r>
+      <w:proofErr w:type="spellEnd"/>
+      <w:r>
+        <w:rPr>
+          <w:lang w:val="en-US"/>
+        </w:rPr>
+        <w:t xml:space="preserve">] = </w:t>
+      </w:r>
+      <w:proofErr w:type="spellStart"/>
+      <w:r>
+        <w:rPr>
+          <w:lang w:val="en-US"/>
+        </w:rPr>
+        <w:t>i</w:t>
+      </w:r>
+      <w:proofErr w:type="spellEnd"/>
+      <w:r>
+        <w:rPr>
+          <w:lang w:val="en-US"/>
+        </w:rPr>
+        <w:t>;</w:t>
+      </w:r>
+    </w:p>
+    <w:p>
+      <w:pPr>
+        <w:jc w:val="both"/>
+        <w:rPr>
+          <w:lang w:val="en-US"/>
+        </w:rPr>
+      </w:pPr>
+      <w:r>
+        <w:rPr>
+          <w:lang w:val="en-US"/>
+        </w:rPr>
+        <w:t xml:space="preserve">        }</w:t>
+      </w:r>
+    </w:p>
+    <w:p>
+      <w:pPr>
+        <w:jc w:val="both"/>
+        <w:rPr>
+          <w:lang w:val="en-US"/>
+        </w:rPr>
+      </w:pPr>
+    </w:p>
+    <w:p>
+      <w:pPr>
+        <w:jc w:val="both"/>
+        <w:rPr>
+          <w:lang w:val="en-US"/>
+        </w:rPr>
+      </w:pPr>
+      <w:r>
+        <w:rPr>
+          <w:lang w:val="en-US"/>
+        </w:rPr>
+        <w:t xml:space="preserve">        return indices;</w:t>
+      </w:r>
+    </w:p>
+    <w:p>
+      <w:pPr>
+        <w:jc w:val="both"/>
+        <w:rPr>
+          <w:lang w:val="es-EC"/>
+        </w:rPr>
+      </w:pPr>
+      <w:r>
+        <w:rPr>
+          <w:lang w:val="en-US"/>
+        </w:rPr>
+        <w:t xml:space="preserve">    </w:t>
+      </w:r>
+      <w:r>
+        <w:rPr>
+          <w:lang w:val="es-EC"/>
+        </w:rPr>
+        <w:t>}</w:t>
+      </w:r>
+    </w:p>
+    <w:p>
+      <w:pPr>
+        <w:jc w:val="both"/>
+        <w:rPr>
+          <w:lang w:val="es-EC"/>
+        </w:rPr>
+      </w:pPr>
+    </w:p>
+    <w:p>
+      <w:pPr>
+        <w:jc w:val="both"/>
+        <w:rPr>
+          <w:lang w:val="es-EC"/>
+        </w:rPr>
+      </w:pPr>
+      <w:r>
+        <w:rPr>
+          <w:lang w:val="es-EC"/>
+        </w:rPr>
+        <w:t xml:space="preserve">    </w:t>
+      </w:r>
+      <w:proofErr w:type="spellStart"/>
+      <w:r>
+        <w:rPr>
+          <w:lang w:val="es-EC"/>
+        </w:rPr>
+        <w:t>static</w:t>
+      </w:r>
+      <w:proofErr w:type="spellEnd"/>
+      <w:r>
+        <w:rPr>
+          <w:lang w:val="es-EC"/>
+        </w:rPr>
+        <w:t xml:space="preserve"> </w:t>
+      </w:r>
+      <w:proofErr w:type="spellStart"/>
+      <w:r>
+        <w:rPr>
+          <w:lang w:val="es-EC"/>
+        </w:rPr>
+        <w:t>void</w:t>
+      </w:r>
+      <w:proofErr w:type="spellEnd"/>
+      <w:r>
+        <w:rPr>
+          <w:lang w:val="es-EC"/>
+        </w:rPr>
+        <w:t xml:space="preserve"> Intercambiar(</w:t>
+      </w:r>
+      <w:proofErr w:type="spellStart"/>
+      <w:r>
+        <w:rPr>
+          <w:lang w:val="es-EC"/>
+        </w:rPr>
+        <w:t>int</w:t>
+      </w:r>
+      <w:proofErr w:type="spellEnd"/>
+      <w:r>
+        <w:rPr>
+          <w:lang w:val="es-EC"/>
+        </w:rPr>
+        <w:t xml:space="preserve">[] vector, </w:t>
+      </w:r>
+      <w:proofErr w:type="spellStart"/>
+      <w:r>
+        <w:rPr>
+          <w:lang w:val="es-EC"/>
+        </w:rPr>
+        <w:t>int</w:t>
+      </w:r>
+      <w:proofErr w:type="spellEnd"/>
+      <w:r>
+        <w:rPr>
+          <w:lang w:val="es-EC"/>
+        </w:rPr>
+        <w:t xml:space="preserve"> </w:t>
+      </w:r>
+      <w:proofErr w:type="spellStart"/>
+      <w:r>
+        <w:rPr>
+          <w:lang w:val="es-EC"/>
+        </w:rPr>
+        <w:t>posicionA</w:t>
+      </w:r>
+      <w:proofErr w:type="spellEnd"/>
+      <w:r>
+        <w:rPr>
+          <w:lang w:val="es-EC"/>
+        </w:rPr>
+        <w:t xml:space="preserve">, </w:t>
+      </w:r>
+      <w:proofErr w:type="spellStart"/>
+      <w:r>
+        <w:rPr>
+          <w:lang w:val="es-EC"/>
+        </w:rPr>
+        <w:t>int</w:t>
+      </w:r>
+      <w:proofErr w:type="spellEnd"/>
+      <w:r>
+        <w:rPr>
+          <w:lang w:val="es-EC"/>
+        </w:rPr>
+        <w:t xml:space="preserve"> </w:t>
+      </w:r>
+      <w:proofErr w:type="spellStart"/>
+      <w:r>
+        <w:rPr>
+          <w:lang w:val="es-EC"/>
+        </w:rPr>
+        <w:t>posicionB</w:t>
+      </w:r>
+      <w:proofErr w:type="spellEnd"/>
+      <w:r>
+        <w:rPr>
+          <w:lang w:val="es-EC"/>
+        </w:rPr>
+        <w:t>)</w:t>
+      </w:r>
+    </w:p>
+    <w:p>
+      <w:pPr>
+        <w:jc w:val="both"/>
+        <w:rPr>
+          <w:lang w:val="es-EC"/>
+        </w:rPr>
+      </w:pPr>
+      <w:r>
+        <w:rPr>
+          <w:lang w:val="es-EC"/>
+        </w:rPr>
+        <w:t xml:space="preserve">    {</w:t>
+      </w:r>
+    </w:p>
+    <w:p>
+      <w:pPr>
+        <w:jc w:val="both"/>
+        <w:rPr>
+          <w:lang w:val="es-EC"/>
+        </w:rPr>
+      </w:pPr>
+      <w:r>
+        <w:rPr>
+          <w:lang w:val="es-EC"/>
+        </w:rPr>
+        <w:t xml:space="preserve">        </w:t>
+      </w:r>
+      <w:proofErr w:type="spellStart"/>
+      <w:r>
+        <w:rPr>
+          <w:lang w:val="es-EC"/>
+        </w:rPr>
+        <w:t>int</w:t>
+      </w:r>
+      <w:proofErr w:type="spellEnd"/>
+      <w:r>
+        <w:rPr>
+          <w:lang w:val="es-EC"/>
+        </w:rPr>
+        <w:t xml:space="preserve"> temporal = vector[</w:t>
+      </w:r>
+      <w:proofErr w:type="spellStart"/>
+      <w:r>
+        <w:rPr>
+          <w:lang w:val="es-EC"/>
+        </w:rPr>
+        <w:t>posicionA</w:t>
+      </w:r>
+      <w:proofErr w:type="spellEnd"/>
+      <w:r>
+        <w:rPr>
+          <w:lang w:val="es-EC"/>
+        </w:rPr>
+        <w:t>];</w:t>
+      </w:r>
+    </w:p>
+    <w:p>
+      <w:pPr>
+        <w:jc w:val="both"/>
+        <w:rPr>
+          <w:lang w:val="es-EC"/>
+        </w:rPr>
+      </w:pPr>
+      <w:r>
+        <w:rPr>
+          <w:lang w:val="es-EC"/>
+        </w:rPr>
+        <w:t xml:space="preserve">        vector[</w:t>
+      </w:r>
+      <w:proofErr w:type="spellStart"/>
+      <w:r>
+        <w:rPr>
+          <w:lang w:val="es-EC"/>
+        </w:rPr>
+        <w:t>posicionA</w:t>
+      </w:r>
+      <w:proofErr w:type="spellEnd"/>
+      <w:r>
+        <w:rPr>
+          <w:lang w:val="es-EC"/>
+        </w:rPr>
+        <w:t>] = vector[</w:t>
+      </w:r>
+      <w:proofErr w:type="spellStart"/>
+      <w:r>
+        <w:rPr>
+          <w:lang w:val="es-EC"/>
+        </w:rPr>
+        <w:t>posicionB</w:t>
+      </w:r>
+      <w:proofErr w:type="spellEnd"/>
+      <w:r>
+        <w:rPr>
+          <w:lang w:val="es-EC"/>
+        </w:rPr>
+        <w:t>];</w:t>
+      </w:r>
+    </w:p>
+    <w:p>
+      <w:pPr>
+        <w:jc w:val="both"/>
+        <w:rPr>
+          <w:lang w:val="es-EC"/>
+        </w:rPr>
+      </w:pPr>
+      <w:r>
+        <w:rPr>
+          <w:lang w:val="es-EC"/>
+        </w:rPr>
+        <w:t xml:space="preserve">        vector[</w:t>
+      </w:r>
+      <w:proofErr w:type="spellStart"/>
+      <w:r>
+        <w:rPr>
+          <w:lang w:val="es-EC"/>
+        </w:rPr>
+        <w:t>posicionB</w:t>
+      </w:r>
+      <w:proofErr w:type="spellEnd"/>
+      <w:r>
+        <w:rPr>
+          <w:lang w:val="es-EC"/>
+        </w:rPr>
+        <w:t>] = temporal;</w:t>
+      </w:r>
+    </w:p>
+    <w:p>
+      <w:pPr>
+        <w:jc w:val="both"/>
+        <w:rPr>
+          <w:lang w:val="es-EC"/>
+        </w:rPr>
+      </w:pPr>
+      <w:r>
+        <w:rPr>
+          <w:lang w:val="es-EC"/>
+        </w:rPr>
+        <w:t xml:space="preserve">    }</w:t>
+      </w:r>
+    </w:p>
+    <w:p>
+      <w:pPr>
+        <w:jc w:val="both"/>
+        <w:rPr>
+          <w:lang w:val="es-EC"/>
+        </w:rPr>
+      </w:pPr>
+    </w:p>
+    <w:p>
+      <w:pPr>
+        <w:jc w:val="both"/>
+        <w:rPr>
+          <w:lang w:val="es-EC"/>
+        </w:rPr>
+      </w:pPr>
+      <w:r>
+        <w:rPr>
+          <w:lang w:val="es-EC"/>
+        </w:rPr>
+        <w:t xml:space="preserve">    // ==============================</w:t>
+      </w:r>
+    </w:p>
+    <w:p>
+      <w:pPr>
+        <w:jc w:val="both"/>
+        <w:rPr>
+          <w:lang w:val="es-EC"/>
+        </w:rPr>
+      </w:pPr>
+      <w:r>
+        <w:rPr>
+          <w:lang w:val="es-EC"/>
+        </w:rPr>
+        <w:t xml:space="preserve">    // PARTE 3: JUSTIFICACIÓN</w:t>
+      </w:r>
+    </w:p>
+    <w:p>
+      <w:pPr>
+        <w:jc w:val="both"/>
+        <w:rPr>
+          <w:lang w:val="es-EC"/>
+        </w:rPr>
+      </w:pPr>
+      <w:r>
+        <w:rPr>
+          <w:lang w:val="es-EC"/>
+        </w:rPr>
+        <w:t xml:space="preserve">    // ==============================</w:t>
+      </w:r>
+    </w:p>
+    <w:p>
+      <w:pPr>
+        <w:jc w:val="both"/>
+        <w:rPr>
+          <w:lang w:val="es-EC"/>
+        </w:rPr>
+      </w:pPr>
+      <w:r>
+        <w:rPr>
+          <w:lang w:val="es-EC"/>
+        </w:rPr>
+        <w:t xml:space="preserve">    //</w:t>
+      </w:r>
+    </w:p>
+    <w:p>
+      <w:pPr>
+        <w:jc w:val="both"/>
+        <w:rPr>
+          <w:lang w:val="es-EC"/>
+        </w:rPr>
+      </w:pPr>
+      <w:r>
+        <w:rPr>
+          <w:lang w:val="es-EC"/>
+        </w:rPr>
+        <w:t xml:space="preserve">    // 1. Cambios realizados:</w:t>
+      </w:r>
+    </w:p>
+    <w:p>
+      <w:pPr>
+        <w:jc w:val="both"/>
+        <w:rPr>
+          <w:lang w:val="es-EC"/>
+        </w:rPr>
+      </w:pPr>
+      <w:r>
+        <w:rPr>
+          <w:lang w:val="es-EC"/>
+        </w:rPr>
+        <w:t xml:space="preserve">    // - Se mejoraron los nombres de variables y métodos para que el código</w:t>
+      </w:r>
+    </w:p>
+    <w:p>
+      <w:pPr>
+        <w:jc w:val="both"/>
+        <w:rPr>
+          <w:lang w:val="es-EC"/>
+        </w:rPr>
+      </w:pPr>
+      <w:r>
+        <w:rPr>
+          <w:lang w:val="es-EC"/>
+        </w:rPr>
+        <w:t xml:space="preserve">    //   sea más claro y legible.</w:t>
+      </w:r>
+    </w:p>
+    <w:p>
+      <w:pPr>
+        <w:jc w:val="both"/>
+        <w:rPr>
+          <w:lang w:val="es-EC"/>
+        </w:rPr>
+      </w:pPr>
+      <w:r>
+        <w:rPr>
+          <w:lang w:val="es-EC"/>
+        </w:rPr>
+        <w:t xml:space="preserve">    // - Se separó la lógica en métodos independientes para evitar que todo</w:t>
+      </w:r>
+    </w:p>
+    <w:p>
+      <w:pPr>
+        <w:jc w:val="both"/>
+        <w:rPr>
+          <w:lang w:val="es-EC"/>
+        </w:rPr>
+      </w:pPr>
+      <w:r>
+        <w:rPr>
+          <w:lang w:val="es-EC"/>
+        </w:rPr>
+        <w:t xml:space="preserve">    //   quede dentro de Main.</w:t>
+      </w:r>
+    </w:p>
+    <w:p>
+      <w:pPr>
+        <w:jc w:val="both"/>
+        <w:rPr>
+          <w:lang w:val="es-EC"/>
+        </w:rPr>
+      </w:pPr>
+      <w:r>
+        <w:rPr>
+          <w:lang w:val="es-EC"/>
+        </w:rPr>
+        <w:t xml:space="preserve">    // - Se eliminó la duplicación del código de ordenamiento ascendente y</w:t>
+      </w:r>
+    </w:p>
+    <w:p>
+      <w:pPr>
+        <w:jc w:val="both"/>
+        <w:rPr>
+          <w:lang w:val="es-EC"/>
+        </w:rPr>
+      </w:pPr>
+      <w:r>
+        <w:rPr>
+          <w:lang w:val="es-EC"/>
+        </w:rPr>
+        <w:t xml:space="preserve">    //   descendente mediante el uso del parámetro ascendente.</w:t>
+      </w:r>
+    </w:p>
+    <w:p>
+      <w:pPr>
+        <w:jc w:val="both"/>
+        <w:rPr>
+          <w:lang w:val="es-EC"/>
+        </w:rPr>
+      </w:pPr>
+      <w:r>
+        <w:rPr>
+          <w:lang w:val="es-EC"/>
+        </w:rPr>
+        <w:t xml:space="preserve">    // - Se evitó el uso de valores como 999999 y -999999, lo cual</w:t>
+      </w:r>
+    </w:p>
+    <w:p>
+      <w:pPr>
+        <w:jc w:val="both"/>
+        <w:rPr>
+          <w:lang w:val="es-EC"/>
+        </w:rPr>
+      </w:pPr>
+      <w:r>
+        <w:rPr>
+          <w:lang w:val="es-EC"/>
+        </w:rPr>
+        <w:t xml:space="preserve">    //   hace la solución más segura y general.</w:t>
+      </w:r>
+    </w:p>
+    <w:p>
+      <w:pPr>
+        <w:jc w:val="both"/>
+        <w:rPr>
+          <w:lang w:val="es-EC"/>
+        </w:rPr>
+      </w:pPr>
+      <w:r>
+        <w:rPr>
+          <w:lang w:val="es-EC"/>
+        </w:rPr>
+        <w:t xml:space="preserve">    //</w:t>
+      </w:r>
+    </w:p>
+    <w:p>
+      <w:pPr>
+        <w:jc w:val="both"/>
+        <w:rPr>
+          <w:lang w:val="es-EC"/>
+        </w:rPr>
+      </w:pPr>
+      <w:r>
+        <w:rPr>
+          <w:lang w:val="es-EC"/>
+        </w:rPr>
+        <w:t xml:space="preserve">    // 2. Decisiones de diseño:</w:t>
+      </w:r>
+    </w:p>
+    <w:p>
+      <w:pPr>
+        <w:jc w:val="both"/>
+        <w:rPr>
+          <w:lang w:val="es-EC"/>
+        </w:rPr>
+      </w:pPr>
+      <w:r>
+        <w:rPr>
+          <w:lang w:val="es-EC"/>
+        </w:rPr>
+        <w:t xml:space="preserve">    // - Se mantuvo intacto el vector original, cumpliendo la restricción del</w:t>
+      </w:r>
+    </w:p>
+    <w:p>
+      <w:pPr>
+        <w:jc w:val="both"/>
+        <w:rPr>
+          <w:lang w:val="es-EC"/>
+        </w:rPr>
+      </w:pPr>
+      <w:r>
+        <w:rPr>
+          <w:lang w:val="es-EC"/>
+        </w:rPr>
+        <w:t xml:space="preserve">    //   ejercicio.</w:t>
+      </w:r>
+    </w:p>
+    <w:p>
+      <w:pPr>
+        <w:jc w:val="both"/>
+        <w:rPr>
+          <w:lang w:val="es-EC"/>
+        </w:rPr>
+      </w:pPr>
+      <w:r>
+        <w:rPr>
+          <w:lang w:val="es-EC"/>
+        </w:rPr>
+        <w:t xml:space="preserve">    // - Se trabajó exclusivamente con índices para representar el orden.</w:t>
+      </w:r>
+    </w:p>
+    <w:p>
+      <w:pPr>
+        <w:jc w:val="both"/>
+        <w:rPr>
+          <w:lang w:val="es-EC"/>
+        </w:rPr>
+      </w:pPr>
+      <w:r>
+        <w:rPr>
+          <w:lang w:val="es-EC"/>
+        </w:rPr>
+        <w:lastRenderedPageBreak/>
+        <w:t xml:space="preserve">    // - Cada método tiene una única responsabilidad: leer datos, ordenar,</w:t>
+      </w:r>
+    </w:p>
+    <w:p>
+      <w:pPr>
+        <w:jc w:val="both"/>
+        <w:rPr>
+          <w:lang w:val="es-EC"/>
+        </w:rPr>
+      </w:pPr>
+      <w:r>
+        <w:rPr>
+          <w:lang w:val="es-EC"/>
+        </w:rPr>
+        <w:t xml:space="preserve">    //   crear índices, intercambiar e imprimir.</w:t>
+      </w:r>
+    </w:p>
+    <w:p>
+      <w:pPr>
+        <w:jc w:val="both"/>
+        <w:rPr>
+          <w:lang w:val="es-EC"/>
+        </w:rPr>
+      </w:pPr>
+      <w:r>
+        <w:rPr>
+          <w:lang w:val="es-EC"/>
+        </w:rPr>
+        <w:t xml:space="preserve">    // - La solución es más reutilizable porque la lógica principal no depende</w:t>
+      </w:r>
+    </w:p>
+    <w:p>
+      <w:pPr>
+        <w:jc w:val="both"/>
+        <w:rPr>
+          <w:lang w:val="es-EC"/>
+        </w:rPr>
+      </w:pPr>
+      <w:r>
+        <w:rPr>
+          <w:lang w:val="es-EC"/>
+        </w:rPr>
+        <w:t xml:space="preserve">    //   de estar escrita directamente en consola.</w:t>
+      </w:r>
+    </w:p>
+    <w:p>
+      <w:pPr>
+        <w:jc w:val="both"/>
+        <w:rPr>
+          <w:lang w:val="es-EC"/>
+        </w:rPr>
+      </w:pPr>
+      <w:r>
+        <w:rPr>
+          <w:lang w:val="es-EC"/>
+        </w:rPr>
+        <w:t xml:space="preserve">    //</w:t>
+      </w:r>
+    </w:p>
+    <w:p>
+      <w:pPr>
+        <w:jc w:val="both"/>
+        <w:rPr>
+          <w:lang w:val="es-EC"/>
+        </w:rPr>
+      </w:pPr>
+      <w:r>
+        <w:rPr>
+          <w:lang w:val="es-EC"/>
+        </w:rPr>
+        <w:t xml:space="preserve">    // 3. Explicación del nuevo algoritmo:</w:t>
+      </w:r>
+    </w:p>
+    <w:p>
+      <w:pPr>
+        <w:jc w:val="both"/>
+        <w:rPr>
+          <w:lang w:val="es-EC"/>
+        </w:rPr>
+      </w:pPr>
+      <w:r>
+        <w:rPr>
+          <w:lang w:val="es-EC"/>
+        </w:rPr>
+        <w:t xml:space="preserve">    // - La nueva solución utiliza el algoritmo de burbuja sobre un vector de</w:t>
+      </w:r>
+    </w:p>
+    <w:p>
+      <w:pPr>
+        <w:jc w:val="both"/>
+        <w:rPr>
+          <w:lang w:val="es-EC"/>
+        </w:rPr>
+      </w:pPr>
+      <w:r>
+        <w:rPr>
+          <w:lang w:val="es-EC"/>
+        </w:rPr>
+        <w:t xml:space="preserve">    //   índices.</w:t>
+      </w:r>
+    </w:p>
+    <w:p>
+      <w:pPr>
+        <w:jc w:val="both"/>
+        <w:rPr>
+          <w:lang w:val="es-EC"/>
+        </w:rPr>
+      </w:pPr>
+      <w:r>
+        <w:rPr>
+          <w:lang w:val="es-EC"/>
+        </w:rPr>
+        <w:t xml:space="preserve">    // - Primero se genera un vector con los índices del vector original.</w:t>
+      </w:r>
+    </w:p>
+    <w:p>
+      <w:pPr>
+        <w:jc w:val="both"/>
+        <w:rPr>
+          <w:lang w:val="es-EC"/>
+        </w:rPr>
+      </w:pPr>
+      <w:r>
+        <w:rPr>
+          <w:lang w:val="es-EC"/>
+        </w:rPr>
+        <w:t xml:space="preserve">    // - Luego se comparan los valores del vector original usando esos índices.</w:t>
+      </w:r>
+    </w:p>
+    <w:p>
+      <w:pPr>
+        <w:jc w:val="both"/>
+        <w:rPr>
+          <w:lang w:val="es-EC"/>
+        </w:rPr>
+      </w:pPr>
+      <w:r>
+        <w:rPr>
+          <w:lang w:val="es-EC"/>
+        </w:rPr>
+        <w:t xml:space="preserve">    // - Cuando dos elementos están fuera de orden, se intercambian únicamente</w:t>
+      </w:r>
+    </w:p>
+    <w:p>
+      <w:pPr>
+        <w:jc w:val="both"/>
+        <w:rPr>
+          <w:lang w:val="es-EC"/>
+        </w:rPr>
+      </w:pPr>
+      <w:r>
+        <w:rPr>
+          <w:lang w:val="es-EC"/>
+        </w:rPr>
+        <w:t xml:space="preserve">    //   los índices, sin modificar el vector original.</w:t>
+      </w:r>
+    </w:p>
+    <w:p>
+      <w:pPr>
+        <w:jc w:val="both"/>
+        <w:rPr>
+          <w:lang w:val="es-EC"/>
+        </w:rPr>
+      </w:pPr>
+      <w:r>
+        <w:rPr>
+          <w:lang w:val="es-EC"/>
+        </w:rPr>
+        <w:t xml:space="preserve">    // - De esta forma se logra ordenar ascendente o descendentemente respetando</w:t>
+      </w:r>
+    </w:p>
+    <w:p>
+      <w:pPr>
+        <w:jc w:val="both"/>
+        <w:rPr>
+          <w:lang w:val="es-EC"/>
+        </w:rPr>
+      </w:pPr>
+      <w:r>
+        <w:rPr>
+          <w:lang w:val="es-EC"/>
+        </w:rPr>
+        <w:t xml:space="preserve">    //   todas las restricciones planteadas.</w:t>
+      </w:r>
+    </w:p>
+    <w:p>
+      <w:pPr>
+        <w:jc w:val="both"/>
+        <w:rPr>
+          <w:lang w:val="es-EC"/>
+        </w:rPr>
+      </w:pPr>
+      <w:r>
+        <w:rPr>
+          <w:lang w:val="es-EC"/>
+        </w:rPr>
+        <w:t xml:space="preserve">    //</w:t>
+      </w:r>
+    </w:p>
+    <w:p>
+      <w:pPr>
+        <w:jc w:val="both"/>
+        <w:rPr>
+          <w:lang w:val="es-EC"/>
+        </w:rPr>
+      </w:pPr>
+      <w:r>
+        <w:rPr>
+          <w:lang w:val="es-EC"/>
+        </w:rPr>
+        <w:t>}</w:t>
       </w:r>
     </w:p>
     <w:p>
@@ -853,28 +5158,761 @@
         <w:rPr>
           <w:lang w:val="es-EC"/>
         </w:rPr>
-        <w:t xml:space="preserve">// </w:t>
-      </w:r>
-      <w:r>
-        <w:rPr>
-          <w:lang w:val="es-EC"/>
-        </w:rPr>
-        <w:t>Pegar c</w:t>
-      </w:r>
-      <w:r>
-        <w:rPr>
-          <w:lang w:val="es-EC"/>
-        </w:rPr>
-        <w:t>ódigo aquí</w:t>
-      </w:r>
-    </w:p>
-    <w:p>
-      <w:pPr>
-        <w:jc w:val="both"/>
-        <w:rPr>
-          <w:lang w:val="es-EC"/>
-        </w:rPr>
-      </w:pPr>
+        <w:t xml:space="preserve">    </w:t>
+      </w:r>
+      <w:proofErr w:type="spellStart"/>
+      <w:r>
+        <w:rPr>
+          <w:lang w:val="es-EC"/>
+        </w:rPr>
+        <w:t>static</w:t>
+      </w:r>
+      <w:proofErr w:type="spellEnd"/>
+      <w:r>
+        <w:rPr>
+          <w:lang w:val="es-EC"/>
+        </w:rPr>
+        <w:t xml:space="preserve"> </w:t>
+      </w:r>
+      <w:proofErr w:type="spellStart"/>
+      <w:r>
+        <w:rPr>
+          <w:lang w:val="es-EC"/>
+        </w:rPr>
+        <w:t>int</w:t>
+      </w:r>
+      <w:proofErr w:type="spellEnd"/>
+      <w:r>
+        <w:rPr>
+          <w:lang w:val="es-EC"/>
+        </w:rPr>
+        <w:t xml:space="preserve">[] </w:t>
+      </w:r>
+      <w:proofErr w:type="spellStart"/>
+      <w:r>
+        <w:rPr>
+          <w:lang w:val="es-EC"/>
+        </w:rPr>
+        <w:t>ObtenerIndicesOrdenadosBurbuja</w:t>
+      </w:r>
+      <w:proofErr w:type="spellEnd"/>
+      <w:r>
+        <w:rPr>
+          <w:lang w:val="es-EC"/>
+        </w:rPr>
+        <w:t>(</w:t>
+      </w:r>
+      <w:proofErr w:type="spellStart"/>
+      <w:r>
+        <w:rPr>
+          <w:lang w:val="es-EC"/>
+        </w:rPr>
+        <w:t>int</w:t>
+      </w:r>
+      <w:proofErr w:type="spellEnd"/>
+      <w:r>
+        <w:rPr>
+          <w:lang w:val="es-EC"/>
+        </w:rPr>
+        <w:t xml:space="preserve">[] vector, </w:t>
+      </w:r>
+      <w:proofErr w:type="spellStart"/>
+      <w:r>
+        <w:rPr>
+          <w:lang w:val="es-EC"/>
+        </w:rPr>
+        <w:t>bool</w:t>
+      </w:r>
+      <w:proofErr w:type="spellEnd"/>
+      <w:r>
+        <w:rPr>
+          <w:lang w:val="es-EC"/>
+        </w:rPr>
+        <w:t xml:space="preserve"> ascendente)</w:t>
+      </w:r>
+    </w:p>
+    <w:p>
+      <w:pPr>
+        <w:jc w:val="both"/>
+        <w:rPr>
+          <w:lang w:val="es-EC"/>
+        </w:rPr>
+      </w:pPr>
+      <w:r>
+        <w:rPr>
+          <w:lang w:val="es-EC"/>
+        </w:rPr>
+        <w:t xml:space="preserve">    {</w:t>
+      </w:r>
+    </w:p>
+    <w:p>
+      <w:pPr>
+        <w:jc w:val="both"/>
+        <w:rPr>
+          <w:lang w:val="es-EC"/>
+        </w:rPr>
+      </w:pPr>
+      <w:r>
+        <w:rPr>
+          <w:lang w:val="es-EC"/>
+        </w:rPr>
+        <w:t xml:space="preserve">        </w:t>
+      </w:r>
+      <w:proofErr w:type="spellStart"/>
+      <w:r>
+        <w:rPr>
+          <w:lang w:val="es-EC"/>
+        </w:rPr>
+        <w:t>int</w:t>
+      </w:r>
+      <w:proofErr w:type="spellEnd"/>
+      <w:r>
+        <w:rPr>
+          <w:lang w:val="es-EC"/>
+        </w:rPr>
+        <w:t xml:space="preserve">[] </w:t>
+      </w:r>
+      <w:proofErr w:type="spellStart"/>
+      <w:r>
+        <w:rPr>
+          <w:lang w:val="es-EC"/>
+        </w:rPr>
+        <w:t>indices</w:t>
+      </w:r>
+      <w:proofErr w:type="spellEnd"/>
+      <w:r>
+        <w:rPr>
+          <w:lang w:val="es-EC"/>
+        </w:rPr>
+        <w:t xml:space="preserve"> = </w:t>
+      </w:r>
+      <w:proofErr w:type="spellStart"/>
+      <w:r>
+        <w:rPr>
+          <w:lang w:val="es-EC"/>
+        </w:rPr>
+        <w:t>CrearVectorDeIndices</w:t>
+      </w:r>
+      <w:proofErr w:type="spellEnd"/>
+      <w:r>
+        <w:rPr>
+          <w:lang w:val="es-EC"/>
+        </w:rPr>
+        <w:t>(</w:t>
+      </w:r>
+      <w:proofErr w:type="spellStart"/>
+      <w:r>
+        <w:rPr>
+          <w:lang w:val="es-EC"/>
+        </w:rPr>
+        <w:t>vector.Length</w:t>
+      </w:r>
+      <w:proofErr w:type="spellEnd"/>
+      <w:r>
+        <w:rPr>
+          <w:lang w:val="es-EC"/>
+        </w:rPr>
+        <w:t>);</w:t>
+      </w:r>
+    </w:p>
+    <w:p>
+      <w:pPr>
+        <w:jc w:val="both"/>
+        <w:rPr>
+          <w:lang w:val="es-EC"/>
+        </w:rPr>
+      </w:pPr>
+      <w:r>
+        <w:rPr>
+          <w:lang w:val="es-EC"/>
+        </w:rPr>
+        <w:t xml:space="preserve">        </w:t>
+      </w:r>
+      <w:proofErr w:type="spellStart"/>
+      <w:r>
+        <w:rPr>
+          <w:lang w:val="es-EC"/>
+        </w:rPr>
+        <w:t>bool</w:t>
+      </w:r>
+      <w:proofErr w:type="spellEnd"/>
+      <w:r>
+        <w:rPr>
+          <w:lang w:val="es-EC"/>
+        </w:rPr>
+        <w:t xml:space="preserve"> </w:t>
+      </w:r>
+      <w:proofErr w:type="spellStart"/>
+      <w:r>
+        <w:rPr>
+          <w:lang w:val="es-EC"/>
+        </w:rPr>
+        <w:t>huboCambios</w:t>
+      </w:r>
+      <w:proofErr w:type="spellEnd"/>
+      <w:r>
+        <w:rPr>
+          <w:lang w:val="es-EC"/>
+        </w:rPr>
+        <w:t>;</w:t>
+      </w:r>
+    </w:p>
+    <w:p>
+      <w:pPr>
+        <w:jc w:val="both"/>
+        <w:rPr>
+          <w:lang w:val="es-EC"/>
+        </w:rPr>
+      </w:pPr>
+    </w:p>
+    <w:p>
+      <w:pPr>
+        <w:jc w:val="both"/>
+        <w:rPr>
+          <w:lang w:val="en-US"/>
+        </w:rPr>
+      </w:pPr>
+      <w:r>
+        <w:rPr>
+          <w:lang w:val="es-EC"/>
+        </w:rPr>
+        <w:t xml:space="preserve">        </w:t>
+      </w:r>
+      <w:r>
+        <w:rPr>
+          <w:lang w:val="en-US"/>
+        </w:rPr>
+        <w:t>do</w:t>
+      </w:r>
+    </w:p>
+    <w:p>
+      <w:pPr>
+        <w:jc w:val="both"/>
+        <w:rPr>
+          <w:lang w:val="en-US"/>
+        </w:rPr>
+      </w:pPr>
+      <w:r>
+        <w:rPr>
+          <w:lang w:val="en-US"/>
+        </w:rPr>
+        <w:t xml:space="preserve">        {</w:t>
+      </w:r>
+    </w:p>
+    <w:p>
+      <w:pPr>
+        <w:jc w:val="both"/>
+        <w:rPr>
+          <w:lang w:val="en-US"/>
+        </w:rPr>
+      </w:pPr>
+      <w:r>
+        <w:rPr>
+          <w:lang w:val="en-US"/>
+        </w:rPr>
+        <w:t xml:space="preserve">            </w:t>
+      </w:r>
+      <w:proofErr w:type="spellStart"/>
+      <w:r>
+        <w:rPr>
+          <w:lang w:val="en-US"/>
+        </w:rPr>
+        <w:t>huboCambios</w:t>
+      </w:r>
+      <w:proofErr w:type="spellEnd"/>
+      <w:r>
+        <w:rPr>
+          <w:lang w:val="en-US"/>
+        </w:rPr>
+        <w:t xml:space="preserve"> = false;</w:t>
+      </w:r>
+    </w:p>
+    <w:p>
+      <w:pPr>
+        <w:jc w:val="both"/>
+        <w:rPr>
+          <w:lang w:val="en-US"/>
+        </w:rPr>
+      </w:pPr>
+    </w:p>
+    <w:p>
+      <w:pPr>
+        <w:jc w:val="both"/>
+        <w:rPr>
+          <w:lang w:val="en-US"/>
+        </w:rPr>
+      </w:pPr>
+      <w:r>
+        <w:rPr>
+          <w:lang w:val="en-US"/>
+        </w:rPr>
+        <w:t xml:space="preserve">            for (int </w:t>
+      </w:r>
+      <w:proofErr w:type="spellStart"/>
+      <w:r>
+        <w:rPr>
+          <w:lang w:val="en-US"/>
+        </w:rPr>
+        <w:t>i</w:t>
+      </w:r>
+      <w:proofErr w:type="spellEnd"/>
+      <w:r>
+        <w:rPr>
+          <w:lang w:val="en-US"/>
+        </w:rPr>
+        <w:t xml:space="preserve"> = 0; </w:t>
+      </w:r>
+      <w:proofErr w:type="spellStart"/>
+      <w:r>
+        <w:rPr>
+          <w:lang w:val="en-US"/>
+        </w:rPr>
+        <w:t>i</w:t>
+      </w:r>
+      <w:proofErr w:type="spellEnd"/>
+      <w:r>
+        <w:rPr>
+          <w:lang w:val="en-US"/>
+        </w:rPr>
+        <w:t xml:space="preserve"> &lt; </w:t>
+      </w:r>
+      <w:proofErr w:type="spellStart"/>
+      <w:r>
+        <w:rPr>
+          <w:lang w:val="en-US"/>
+        </w:rPr>
+        <w:t>indices.Length</w:t>
+      </w:r>
+      <w:proofErr w:type="spellEnd"/>
+      <w:r>
+        <w:rPr>
+          <w:lang w:val="en-US"/>
+        </w:rPr>
+        <w:t xml:space="preserve"> - 1; </w:t>
+      </w:r>
+      <w:proofErr w:type="spellStart"/>
+      <w:r>
+        <w:rPr>
+          <w:lang w:val="en-US"/>
+        </w:rPr>
+        <w:t>i</w:t>
+      </w:r>
+      <w:proofErr w:type="spellEnd"/>
+      <w:r>
+        <w:rPr>
+          <w:lang w:val="en-US"/>
+        </w:rPr>
+        <w:t>++)</w:t>
+      </w:r>
+    </w:p>
+    <w:p>
+      <w:pPr>
+        <w:jc w:val="both"/>
+        <w:rPr>
+          <w:lang w:val="es-EC"/>
+        </w:rPr>
+      </w:pPr>
+      <w:r>
+        <w:rPr>
+          <w:lang w:val="en-US"/>
+        </w:rPr>
+        <w:t xml:space="preserve">            </w:t>
+      </w:r>
+      <w:r>
+        <w:rPr>
+          <w:lang w:val="es-EC"/>
+        </w:rPr>
+        <w:t>{</w:t>
+      </w:r>
+    </w:p>
+    <w:p>
+      <w:pPr>
+        <w:jc w:val="both"/>
+        <w:rPr>
+          <w:lang w:val="es-EC"/>
+        </w:rPr>
+      </w:pPr>
+      <w:r>
+        <w:rPr>
+          <w:lang w:val="es-EC"/>
+        </w:rPr>
+        <w:t xml:space="preserve">                </w:t>
+      </w:r>
+      <w:proofErr w:type="spellStart"/>
+      <w:r>
+        <w:rPr>
+          <w:lang w:val="es-EC"/>
+        </w:rPr>
+        <w:t>bool</w:t>
+      </w:r>
+      <w:proofErr w:type="spellEnd"/>
+      <w:r>
+        <w:rPr>
+          <w:lang w:val="es-EC"/>
+        </w:rPr>
+        <w:t xml:space="preserve"> </w:t>
+      </w:r>
+      <w:proofErr w:type="spellStart"/>
+      <w:r>
+        <w:rPr>
+          <w:lang w:val="es-EC"/>
+        </w:rPr>
+        <w:t>estanFueraDeOrden</w:t>
+      </w:r>
+      <w:proofErr w:type="spellEnd"/>
+      <w:r>
+        <w:rPr>
+          <w:lang w:val="es-EC"/>
+        </w:rPr>
+        <w:t xml:space="preserve"> = ascendente</w:t>
+      </w:r>
+    </w:p>
+    <w:p>
+      <w:pPr>
+        <w:jc w:val="both"/>
+        <w:rPr>
+          <w:lang w:val="es-EC"/>
+        </w:rPr>
+      </w:pPr>
+      <w:r>
+        <w:rPr>
+          <w:lang w:val="es-EC"/>
+        </w:rPr>
+        <w:t xml:space="preserve">                    ? vector[</w:t>
+      </w:r>
+      <w:proofErr w:type="spellStart"/>
+      <w:r>
+        <w:rPr>
+          <w:lang w:val="es-EC"/>
+        </w:rPr>
+        <w:t>indices</w:t>
+      </w:r>
+      <w:proofErr w:type="spellEnd"/>
+      <w:r>
+        <w:rPr>
+          <w:lang w:val="es-EC"/>
+        </w:rPr>
+        <w:t>[i]] &gt; vector[</w:t>
+      </w:r>
+      <w:proofErr w:type="spellStart"/>
+      <w:r>
+        <w:rPr>
+          <w:lang w:val="es-EC"/>
+        </w:rPr>
+        <w:t>indices</w:t>
+      </w:r>
+      <w:proofErr w:type="spellEnd"/>
+      <w:r>
+        <w:rPr>
+          <w:lang w:val="es-EC"/>
+        </w:rPr>
+        <w:t>[i + 1]]</w:t>
+      </w:r>
+    </w:p>
+    <w:p>
+      <w:pPr>
+        <w:jc w:val="both"/>
+        <w:rPr>
+          <w:lang w:val="es-EC"/>
+        </w:rPr>
+      </w:pPr>
+      <w:r>
+        <w:rPr>
+          <w:lang w:val="es-EC"/>
+        </w:rPr>
+        <w:t xml:space="preserve">                    : vector[</w:t>
+      </w:r>
+      <w:proofErr w:type="spellStart"/>
+      <w:r>
+        <w:rPr>
+          <w:lang w:val="es-EC"/>
+        </w:rPr>
+        <w:t>indices</w:t>
+      </w:r>
+      <w:proofErr w:type="spellEnd"/>
+      <w:r>
+        <w:rPr>
+          <w:lang w:val="es-EC"/>
+        </w:rPr>
+        <w:t>[i]] &lt; vector[</w:t>
+      </w:r>
+      <w:proofErr w:type="spellStart"/>
+      <w:r>
+        <w:rPr>
+          <w:lang w:val="es-EC"/>
+        </w:rPr>
+        <w:t>indices</w:t>
+      </w:r>
+      <w:proofErr w:type="spellEnd"/>
+      <w:r>
+        <w:rPr>
+          <w:lang w:val="es-EC"/>
+        </w:rPr>
+        <w:t>[i + 1]];</w:t>
+      </w:r>
+    </w:p>
+    <w:p>
+      <w:pPr>
+        <w:jc w:val="both"/>
+        <w:rPr>
+          <w:lang w:val="es-EC"/>
+        </w:rPr>
+      </w:pPr>
+    </w:p>
+    <w:p>
+      <w:pPr>
+        <w:jc w:val="both"/>
+        <w:rPr>
+          <w:lang w:val="es-EC"/>
+        </w:rPr>
+      </w:pPr>
+      <w:r>
+        <w:rPr>
+          <w:lang w:val="es-EC"/>
+        </w:rPr>
+        <w:t xml:space="preserve">                </w:t>
+      </w:r>
+      <w:proofErr w:type="spellStart"/>
+      <w:r>
+        <w:rPr>
+          <w:lang w:val="es-EC"/>
+        </w:rPr>
+        <w:t>if</w:t>
+      </w:r>
+      <w:proofErr w:type="spellEnd"/>
+      <w:r>
+        <w:rPr>
+          <w:lang w:val="es-EC"/>
+        </w:rPr>
+        <w:t xml:space="preserve"> (</w:t>
+      </w:r>
+      <w:proofErr w:type="spellStart"/>
+      <w:r>
+        <w:rPr>
+          <w:lang w:val="es-EC"/>
+        </w:rPr>
+        <w:t>estanFueraDeOrden</w:t>
+      </w:r>
+      <w:proofErr w:type="spellEnd"/>
+      <w:r>
+        <w:rPr>
+          <w:lang w:val="es-EC"/>
+        </w:rPr>
+        <w:t>)</w:t>
+      </w:r>
+    </w:p>
+    <w:p>
+      <w:pPr>
+        <w:jc w:val="both"/>
+        <w:rPr>
+          <w:lang w:val="es-EC"/>
+        </w:rPr>
+      </w:pPr>
+      <w:r>
+        <w:rPr>
+          <w:lang w:val="es-EC"/>
+        </w:rPr>
+        <w:t xml:space="preserve">                {</w:t>
+      </w:r>
+    </w:p>
+    <w:p>
+      <w:pPr>
+        <w:jc w:val="both"/>
+        <w:rPr>
+          <w:lang w:val="es-EC"/>
+        </w:rPr>
+      </w:pPr>
+      <w:r>
+        <w:rPr>
+          <w:lang w:val="es-EC"/>
+        </w:rPr>
+        <w:t xml:space="preserve">                    Intercambiar(</w:t>
+      </w:r>
+      <w:proofErr w:type="spellStart"/>
+      <w:r>
+        <w:rPr>
+          <w:lang w:val="es-EC"/>
+        </w:rPr>
+        <w:t>indices</w:t>
+      </w:r>
+      <w:proofErr w:type="spellEnd"/>
+      <w:r>
+        <w:rPr>
+          <w:lang w:val="es-EC"/>
+        </w:rPr>
+        <w:t>, i, i + 1);</w:t>
+      </w:r>
+    </w:p>
+    <w:p>
+      <w:pPr>
+        <w:jc w:val="both"/>
+        <w:rPr>
+          <w:lang w:val="es-EC"/>
+        </w:rPr>
+      </w:pPr>
+      <w:r>
+        <w:rPr>
+          <w:lang w:val="es-EC"/>
+        </w:rPr>
+        <w:t xml:space="preserve">                    </w:t>
+      </w:r>
+      <w:proofErr w:type="spellStart"/>
+      <w:r>
+        <w:rPr>
+          <w:lang w:val="es-EC"/>
+        </w:rPr>
+        <w:t>huboCambios</w:t>
+      </w:r>
+      <w:proofErr w:type="spellEnd"/>
+      <w:r>
+        <w:rPr>
+          <w:lang w:val="es-EC"/>
+        </w:rPr>
+        <w:t xml:space="preserve"> = true;</w:t>
+      </w:r>
+    </w:p>
+    <w:p>
+      <w:pPr>
+        <w:jc w:val="both"/>
+        <w:rPr>
+          <w:lang w:val="es-EC"/>
+        </w:rPr>
+      </w:pPr>
+      <w:r>
+        <w:rPr>
+          <w:lang w:val="es-EC"/>
+        </w:rPr>
+        <w:lastRenderedPageBreak/>
+        <w:t xml:space="preserve">                }</w:t>
+      </w:r>
+    </w:p>
+    <w:p>
+      <w:pPr>
+        <w:jc w:val="both"/>
+        <w:rPr>
+          <w:lang w:val="es-EC"/>
+        </w:rPr>
+      </w:pPr>
+      <w:r>
+        <w:rPr>
+          <w:lang w:val="es-EC"/>
+        </w:rPr>
+        <w:t xml:space="preserve">            }</w:t>
+      </w:r>
+    </w:p>
+    <w:p>
+      <w:pPr>
+        <w:jc w:val="both"/>
+        <w:rPr>
+          <w:lang w:val="es-EC"/>
+        </w:rPr>
+      </w:pPr>
+    </w:p>
+    <w:p>
+      <w:pPr>
+        <w:jc w:val="both"/>
+        <w:rPr>
+          <w:lang w:val="es-EC"/>
+        </w:rPr>
+      </w:pPr>
+      <w:r>
+        <w:rPr>
+          <w:lang w:val="es-EC"/>
+        </w:rPr>
+        <w:t xml:space="preserve">        } </w:t>
+      </w:r>
+      <w:proofErr w:type="spellStart"/>
+      <w:r>
+        <w:rPr>
+          <w:lang w:val="es-EC"/>
+        </w:rPr>
+        <w:t>while</w:t>
+      </w:r>
+      <w:proofErr w:type="spellEnd"/>
+      <w:r>
+        <w:rPr>
+          <w:lang w:val="es-EC"/>
+        </w:rPr>
+        <w:t xml:space="preserve"> (</w:t>
+      </w:r>
+      <w:proofErr w:type="spellStart"/>
+      <w:r>
+        <w:rPr>
+          <w:lang w:val="es-EC"/>
+        </w:rPr>
+        <w:t>huboCambios</w:t>
+      </w:r>
+      <w:proofErr w:type="spellEnd"/>
+      <w:r>
+        <w:rPr>
+          <w:lang w:val="es-EC"/>
+        </w:rPr>
+        <w:t>);</w:t>
+      </w:r>
+    </w:p>
+    <w:p>
+      <w:pPr>
+        <w:jc w:val="both"/>
+        <w:rPr>
+          <w:lang w:val="es-EC"/>
+        </w:rPr>
+      </w:pPr>
+    </w:p>
+    <w:p>
+      <w:pPr>
+        <w:jc w:val="both"/>
+        <w:rPr>
+          <w:lang w:val="es-EC"/>
+        </w:rPr>
+      </w:pPr>
+      <w:r>
+        <w:rPr>
+          <w:lang w:val="es-EC"/>
+        </w:rPr>
+        <w:t xml:space="preserve">        </w:t>
+      </w:r>
+      <w:proofErr w:type="spellStart"/>
+      <w:r>
+        <w:rPr>
+          <w:lang w:val="es-EC"/>
+        </w:rPr>
+        <w:t>return</w:t>
+      </w:r>
+      <w:proofErr w:type="spellEnd"/>
+      <w:r>
+        <w:rPr>
+          <w:lang w:val="es-EC"/>
+        </w:rPr>
+        <w:t xml:space="preserve"> </w:t>
+      </w:r>
+      <w:proofErr w:type="spellStart"/>
+      <w:r>
+        <w:rPr>
+          <w:lang w:val="es-EC"/>
+        </w:rPr>
+        <w:t>indices</w:t>
+      </w:r>
+      <w:proofErr w:type="spellEnd"/>
+      <w:r>
+        <w:rPr>
+          <w:lang w:val="es-EC"/>
+        </w:rPr>
+        <w:t>;</w:t>
+      </w:r>
+    </w:p>
+    <w:p>
+      <w:pPr>
+        <w:jc w:val="both"/>
+        <w:rPr>
+          <w:lang w:val="es-EC"/>
+        </w:rPr>
+      </w:pPr>
+      <w:r>
+        <w:rPr>
+          <w:lang w:val="es-EC"/>
+        </w:rPr>
+        <w:t xml:space="preserve">    }</w:t>
+      </w:r>
     </w:p>
     <w:p>
       <w:pPr>
@@ -957,7 +5995,6 @@
         <w:rPr>
           <w:lang w:val="es-EC"/>
         </w:rPr>
-        <w:lastRenderedPageBreak/>
         <w:t xml:space="preserve">Decisiones tomadas en el diseño del código </w:t>
       </w:r>
     </w:p>
@@ -1017,175 +6054,456 @@
         <w:rPr>
           <w:lang w:val="es-EC"/>
         </w:rPr>
-        <w:t>// ==============================</w:t>
-      </w:r>
-    </w:p>
-    <w:p>
-      <w:pPr>
-        <w:jc w:val="both"/>
-        <w:rPr>
-          <w:lang w:val="es-EC"/>
-        </w:rPr>
-      </w:pPr>
-      <w:r>
-        <w:rPr>
-          <w:lang w:val="es-EC"/>
-        </w:rPr>
-        <w:t>// PARTE 3: JUSTIFICACIÓN</w:t>
-      </w:r>
-    </w:p>
-    <w:p>
-      <w:pPr>
-        <w:jc w:val="both"/>
-        <w:rPr>
-          <w:lang w:val="es-EC"/>
-        </w:rPr>
-      </w:pPr>
-      <w:r>
-        <w:rPr>
-          <w:lang w:val="es-EC"/>
-        </w:rPr>
-        <w:t>// ==============================</w:t>
-      </w:r>
-    </w:p>
-    <w:p>
-      <w:pPr>
-        <w:jc w:val="both"/>
-        <w:rPr>
-          <w:lang w:val="es-EC"/>
-        </w:rPr>
-      </w:pPr>
-      <w:r>
-        <w:rPr>
-          <w:lang w:val="es-EC"/>
-        </w:rPr>
-        <w:t>//</w:t>
-      </w:r>
-    </w:p>
-    <w:p>
-      <w:pPr>
-        <w:jc w:val="both"/>
-        <w:rPr>
-          <w:lang w:val="es-EC"/>
-        </w:rPr>
-      </w:pPr>
-      <w:r>
-        <w:rPr>
-          <w:lang w:val="es-EC"/>
-        </w:rPr>
-        <w:t>// 1. Cambios realizados:</w:t>
-      </w:r>
-    </w:p>
-    <w:p>
-      <w:pPr>
-        <w:jc w:val="both"/>
-        <w:rPr>
-          <w:lang w:val="es-EC"/>
-        </w:rPr>
-      </w:pPr>
-      <w:r>
-        <w:rPr>
-          <w:lang w:val="es-EC"/>
-        </w:rPr>
-        <w:t>// - ...</w:t>
-      </w:r>
-    </w:p>
-    <w:p>
-      <w:pPr>
-        <w:jc w:val="both"/>
-        <w:rPr>
-          <w:lang w:val="es-EC"/>
-        </w:rPr>
-      </w:pPr>
-      <w:r>
-        <w:rPr>
-          <w:lang w:val="es-EC"/>
-        </w:rPr>
-        <w:t>//</w:t>
-      </w:r>
-    </w:p>
-    <w:p>
-      <w:pPr>
-        <w:jc w:val="both"/>
-        <w:rPr>
-          <w:lang w:val="es-EC"/>
-        </w:rPr>
-      </w:pPr>
-      <w:r>
-        <w:rPr>
-          <w:lang w:val="es-EC"/>
-        </w:rPr>
-        <w:t>// 2. Decisiones de diseño:</w:t>
-      </w:r>
-    </w:p>
-    <w:p>
-      <w:pPr>
-        <w:jc w:val="both"/>
-        <w:rPr>
-          <w:lang w:val="es-EC"/>
-        </w:rPr>
-      </w:pPr>
-      <w:r>
-        <w:rPr>
-          <w:lang w:val="es-EC"/>
-        </w:rPr>
-        <w:t>// - ...</w:t>
-      </w:r>
-    </w:p>
-    <w:p>
-      <w:pPr>
-        <w:jc w:val="both"/>
-        <w:rPr>
-          <w:lang w:val="es-EC"/>
-        </w:rPr>
-      </w:pPr>
-      <w:r>
-        <w:rPr>
-          <w:lang w:val="es-EC"/>
-        </w:rPr>
-        <w:t>//</w:t>
-      </w:r>
-    </w:p>
-    <w:p>
-      <w:pPr>
-        <w:jc w:val="both"/>
-        <w:rPr>
-          <w:lang w:val="es-EC"/>
-        </w:rPr>
-      </w:pPr>
-      <w:r>
-        <w:rPr>
-          <w:lang w:val="es-EC"/>
-        </w:rPr>
-        <w:t>// 3. Explicación del nuevo algoritmo:</w:t>
-      </w:r>
-    </w:p>
-    <w:p>
-      <w:pPr>
-        <w:jc w:val="both"/>
-        <w:rPr>
-          <w:lang w:val="es-EC"/>
-        </w:rPr>
-      </w:pPr>
-      <w:r>
-        <w:rPr>
-          <w:lang w:val="es-EC"/>
-        </w:rPr>
-        <w:t>// - ...</w:t>
-      </w:r>
-    </w:p>
-    <w:p>
-      <w:pPr>
-        <w:jc w:val="both"/>
-        <w:rPr>
-          <w:lang w:val="es-EC"/>
-        </w:rPr>
-      </w:pPr>
-      <w:r>
-        <w:rPr>
-          <w:lang w:val="es-EC"/>
-        </w:rPr>
-        <w:t>//</w:t>
+        <w:t xml:space="preserve">    // ==============================</w:t>
+      </w:r>
+    </w:p>
+    <w:p>
+      <w:pPr>
+        <w:jc w:val="both"/>
+        <w:rPr>
+          <w:lang w:val="es-EC"/>
+        </w:rPr>
+      </w:pPr>
+      <w:r>
+        <w:rPr>
+          <w:lang w:val="es-EC"/>
+        </w:rPr>
+        <w:t xml:space="preserve">    // PARTE 3: JUSTIFICACIÓN</w:t>
+      </w:r>
+    </w:p>
+    <w:p>
+      <w:pPr>
+        <w:jc w:val="both"/>
+        <w:rPr>
+          <w:lang w:val="es-EC"/>
+        </w:rPr>
+      </w:pPr>
+      <w:r>
+        <w:rPr>
+          <w:lang w:val="es-EC"/>
+        </w:rPr>
+        <w:t xml:space="preserve">    // ==============================</w:t>
+      </w:r>
+    </w:p>
+    <w:p>
+      <w:pPr>
+        <w:jc w:val="both"/>
+        <w:rPr>
+          <w:lang w:val="es-EC"/>
+        </w:rPr>
+      </w:pPr>
+      <w:r>
+        <w:rPr>
+          <w:lang w:val="es-EC"/>
+        </w:rPr>
+        <w:t xml:space="preserve">    //</w:t>
+      </w:r>
+    </w:p>
+    <w:p>
+      <w:pPr>
+        <w:jc w:val="both"/>
+        <w:rPr>
+          <w:lang w:val="es-EC"/>
+        </w:rPr>
+      </w:pPr>
+      <w:r>
+        <w:rPr>
+          <w:lang w:val="es-EC"/>
+        </w:rPr>
+        <w:t xml:space="preserve">    // 1. Cambios realizados:</w:t>
+      </w:r>
+    </w:p>
+    <w:p>
+      <w:pPr>
+        <w:jc w:val="both"/>
+        <w:rPr>
+          <w:lang w:val="es-EC"/>
+        </w:rPr>
+      </w:pPr>
+      <w:r>
+        <w:rPr>
+          <w:lang w:val="es-EC"/>
+        </w:rPr>
+        <w:t xml:space="preserve">    // - Se mejoraron los nombres de variables y métodos para que el código</w:t>
+      </w:r>
+    </w:p>
+    <w:p>
+      <w:pPr>
+        <w:jc w:val="both"/>
+        <w:rPr>
+          <w:lang w:val="es-EC"/>
+        </w:rPr>
+      </w:pPr>
+      <w:r>
+        <w:rPr>
+          <w:lang w:val="es-EC"/>
+        </w:rPr>
+        <w:t xml:space="preserve">    //   sea más claro y legible.</w:t>
+      </w:r>
+    </w:p>
+    <w:p>
+      <w:pPr>
+        <w:jc w:val="both"/>
+        <w:rPr>
+          <w:lang w:val="es-EC"/>
+        </w:rPr>
+      </w:pPr>
+      <w:r>
+        <w:rPr>
+          <w:lang w:val="es-EC"/>
+        </w:rPr>
+        <w:t xml:space="preserve">    // - Se separó la lógica en métodos independientes para evitar que todo</w:t>
+      </w:r>
+    </w:p>
+    <w:p>
+      <w:pPr>
+        <w:jc w:val="both"/>
+        <w:rPr>
+          <w:lang w:val="es-EC"/>
+        </w:rPr>
+      </w:pPr>
+      <w:r>
+        <w:rPr>
+          <w:lang w:val="es-EC"/>
+        </w:rPr>
+        <w:t xml:space="preserve">    //   quede dentro de Main.</w:t>
+      </w:r>
+    </w:p>
+    <w:p>
+      <w:pPr>
+        <w:jc w:val="both"/>
+        <w:rPr>
+          <w:lang w:val="es-EC"/>
+        </w:rPr>
+      </w:pPr>
+      <w:r>
+        <w:rPr>
+          <w:lang w:val="es-EC"/>
+        </w:rPr>
+        <w:t xml:space="preserve">    // - Se eliminó la duplicación del código de ordenamiento ascendente y</w:t>
+      </w:r>
+    </w:p>
+    <w:p>
+      <w:pPr>
+        <w:jc w:val="both"/>
+        <w:rPr>
+          <w:lang w:val="es-EC"/>
+        </w:rPr>
+      </w:pPr>
+      <w:r>
+        <w:rPr>
+          <w:lang w:val="es-EC"/>
+        </w:rPr>
+        <w:t xml:space="preserve">    //   descendente mediante el uso del parámetro ascendente.</w:t>
+      </w:r>
+    </w:p>
+    <w:p>
+      <w:pPr>
+        <w:jc w:val="both"/>
+        <w:rPr>
+          <w:lang w:val="es-EC"/>
+        </w:rPr>
+      </w:pPr>
+      <w:r>
+        <w:rPr>
+          <w:lang w:val="es-EC"/>
+        </w:rPr>
+        <w:t xml:space="preserve">    // - Se evitó el uso de valores como 999999 y -999999, lo cual</w:t>
+      </w:r>
+    </w:p>
+    <w:p>
+      <w:pPr>
+        <w:jc w:val="both"/>
+        <w:rPr>
+          <w:lang w:val="es-EC"/>
+        </w:rPr>
+      </w:pPr>
+      <w:r>
+        <w:rPr>
+          <w:lang w:val="es-EC"/>
+        </w:rPr>
+        <w:t xml:space="preserve">    //   hace la solución más segura y general.</w:t>
+      </w:r>
+    </w:p>
+    <w:p>
+      <w:pPr>
+        <w:jc w:val="both"/>
+        <w:rPr>
+          <w:lang w:val="es-EC"/>
+        </w:rPr>
+      </w:pPr>
+      <w:r>
+        <w:rPr>
+          <w:lang w:val="es-EC"/>
+        </w:rPr>
+        <w:t xml:space="preserve">    //</w:t>
+      </w:r>
+    </w:p>
+    <w:p>
+      <w:pPr>
+        <w:jc w:val="both"/>
+        <w:rPr>
+          <w:lang w:val="es-EC"/>
+        </w:rPr>
+      </w:pPr>
+      <w:r>
+        <w:rPr>
+          <w:lang w:val="es-EC"/>
+        </w:rPr>
+        <w:t xml:space="preserve">    // 2. Decisiones de diseño:</w:t>
+      </w:r>
+    </w:p>
+    <w:p>
+      <w:pPr>
+        <w:jc w:val="both"/>
+        <w:rPr>
+          <w:lang w:val="es-EC"/>
+        </w:rPr>
+      </w:pPr>
+      <w:r>
+        <w:rPr>
+          <w:lang w:val="es-EC"/>
+        </w:rPr>
+        <w:t xml:space="preserve">    // - Se mantuvo intacto el vector original, cumpliendo la restricción del</w:t>
+      </w:r>
+    </w:p>
+    <w:p>
+      <w:pPr>
+        <w:jc w:val="both"/>
+        <w:rPr>
+          <w:lang w:val="es-EC"/>
+        </w:rPr>
+      </w:pPr>
+      <w:r>
+        <w:rPr>
+          <w:lang w:val="es-EC"/>
+        </w:rPr>
+        <w:t xml:space="preserve">    //   ejercicio.</w:t>
+      </w:r>
+    </w:p>
+    <w:p>
+      <w:pPr>
+        <w:jc w:val="both"/>
+        <w:rPr>
+          <w:lang w:val="es-EC"/>
+        </w:rPr>
+      </w:pPr>
+      <w:r>
+        <w:rPr>
+          <w:lang w:val="es-EC"/>
+        </w:rPr>
+        <w:t xml:space="preserve">    // - Se trabajó exclusivamente con índices para representar el orden.</w:t>
+      </w:r>
+    </w:p>
+    <w:p>
+      <w:pPr>
+        <w:jc w:val="both"/>
+        <w:rPr>
+          <w:lang w:val="es-EC"/>
+        </w:rPr>
+      </w:pPr>
+      <w:r>
+        <w:rPr>
+          <w:lang w:val="es-EC"/>
+        </w:rPr>
+        <w:t xml:space="preserve">    // - Cada método tiene una única responsabilidad: leer datos, ordenar,</w:t>
+      </w:r>
+    </w:p>
+    <w:p>
+      <w:pPr>
+        <w:jc w:val="both"/>
+        <w:rPr>
+          <w:lang w:val="es-EC"/>
+        </w:rPr>
+      </w:pPr>
+      <w:r>
+        <w:rPr>
+          <w:lang w:val="es-EC"/>
+        </w:rPr>
+        <w:t xml:space="preserve">    //   crear índices, intercambiar e imprimir.</w:t>
+      </w:r>
+    </w:p>
+    <w:p>
+      <w:pPr>
+        <w:jc w:val="both"/>
+        <w:rPr>
+          <w:lang w:val="es-EC"/>
+        </w:rPr>
+      </w:pPr>
+      <w:r>
+        <w:rPr>
+          <w:lang w:val="es-EC"/>
+        </w:rPr>
+        <w:t xml:space="preserve">    // - La solución es más reutilizable porque la lógica principal no depende</w:t>
+      </w:r>
+    </w:p>
+    <w:p>
+      <w:pPr>
+        <w:jc w:val="both"/>
+        <w:rPr>
+          <w:lang w:val="es-EC"/>
+        </w:rPr>
+      </w:pPr>
+      <w:r>
+        <w:rPr>
+          <w:lang w:val="es-EC"/>
+        </w:rPr>
+        <w:t xml:space="preserve">    //   de estar escrita directamente en consola.</w:t>
+      </w:r>
+    </w:p>
+    <w:p>
+      <w:pPr>
+        <w:jc w:val="both"/>
+        <w:rPr>
+          <w:lang w:val="es-EC"/>
+        </w:rPr>
+      </w:pPr>
+      <w:r>
+        <w:rPr>
+          <w:lang w:val="es-EC"/>
+        </w:rPr>
+        <w:t xml:space="preserve">    //</w:t>
+      </w:r>
+    </w:p>
+    <w:p>
+      <w:pPr>
+        <w:jc w:val="both"/>
+        <w:rPr>
+          <w:lang w:val="es-EC"/>
+        </w:rPr>
+      </w:pPr>
+      <w:r>
+        <w:rPr>
+          <w:lang w:val="es-EC"/>
+        </w:rPr>
+        <w:t xml:space="preserve">    // 3. Explicación del nuevo algoritmo:</w:t>
+      </w:r>
+    </w:p>
+    <w:p>
+      <w:pPr>
+        <w:jc w:val="both"/>
+        <w:rPr>
+          <w:lang w:val="es-EC"/>
+        </w:rPr>
+      </w:pPr>
+      <w:r>
+        <w:rPr>
+          <w:lang w:val="es-EC"/>
+        </w:rPr>
+        <w:t xml:space="preserve">    // - La nueva solución utiliza el algoritmo de burbuja sobre un vector de</w:t>
+      </w:r>
+    </w:p>
+    <w:p>
+      <w:pPr>
+        <w:jc w:val="both"/>
+        <w:rPr>
+          <w:lang w:val="es-EC"/>
+        </w:rPr>
+      </w:pPr>
+      <w:r>
+        <w:rPr>
+          <w:lang w:val="es-EC"/>
+        </w:rPr>
+        <w:t xml:space="preserve">    //   índices.</w:t>
+      </w:r>
+    </w:p>
+    <w:p>
+      <w:pPr>
+        <w:jc w:val="both"/>
+        <w:rPr>
+          <w:lang w:val="es-EC"/>
+        </w:rPr>
+      </w:pPr>
+      <w:r>
+        <w:rPr>
+          <w:lang w:val="es-EC"/>
+        </w:rPr>
+        <w:t xml:space="preserve">    // - Primero se genera un vector con los índices del vector original.</w:t>
+      </w:r>
+    </w:p>
+    <w:p>
+      <w:pPr>
+        <w:jc w:val="both"/>
+        <w:rPr>
+          <w:lang w:val="es-EC"/>
+        </w:rPr>
+      </w:pPr>
+      <w:r>
+        <w:rPr>
+          <w:lang w:val="es-EC"/>
+        </w:rPr>
+        <w:t xml:space="preserve">    // - Luego se comparan los valores del vector original usando esos índices.</w:t>
+      </w:r>
+    </w:p>
+    <w:p>
+      <w:pPr>
+        <w:jc w:val="both"/>
+        <w:rPr>
+          <w:lang w:val="es-EC"/>
+        </w:rPr>
+      </w:pPr>
+      <w:r>
+        <w:rPr>
+          <w:lang w:val="es-EC"/>
+        </w:rPr>
+        <w:t xml:space="preserve">    // - Cuando dos elementos están fuera de orden, se intercambian únicamente</w:t>
+      </w:r>
+    </w:p>
+    <w:p>
+      <w:pPr>
+        <w:jc w:val="both"/>
+        <w:rPr>
+          <w:lang w:val="es-EC"/>
+        </w:rPr>
+      </w:pPr>
+      <w:r>
+        <w:rPr>
+          <w:lang w:val="es-EC"/>
+        </w:rPr>
+        <w:t xml:space="preserve">    //   los índices, sin modificar el vector original.</w:t>
+      </w:r>
+    </w:p>
+    <w:p>
+      <w:pPr>
+        <w:jc w:val="both"/>
+        <w:rPr>
+          <w:lang w:val="es-EC"/>
+        </w:rPr>
+      </w:pPr>
+      <w:r>
+        <w:rPr>
+          <w:lang w:val="es-EC"/>
+        </w:rPr>
+        <w:lastRenderedPageBreak/>
+        <w:t xml:space="preserve">    // - De esta forma se logra ordenar ascendente o descendentemente respetando</w:t>
+      </w:r>
+    </w:p>
+    <w:p>
+      <w:pPr>
+        <w:jc w:val="both"/>
+        <w:rPr>
+          <w:lang w:val="es-EC"/>
+        </w:rPr>
+      </w:pPr>
+      <w:r>
+        <w:rPr>
+          <w:lang w:val="es-EC"/>
+        </w:rPr>
+        <w:t xml:space="preserve">    //   todas las restricciones planteadas.</w:t>
+      </w:r>
+    </w:p>
+    <w:p>
+      <w:pPr>
+        <w:jc w:val="both"/>
+        <w:rPr>
+          <w:lang w:val="es-EC"/>
+        </w:rPr>
+      </w:pPr>
+      <w:r>
+        <w:rPr>
+          <w:lang w:val="es-EC"/>
+        </w:rPr>
+        <w:t xml:space="preserve">    //</w:t>
       </w:r>
     </w:p>
     <w:p>
@@ -5283,7 +10601,6 @@
   <w:style w:type="character" w:default="1" w:styleId="Fuentedeprrafopredeter">
     <w:name w:val="Default Paragraph Font"/>
     <w:uiPriority w:val="1"/>
-    <w:semiHidden/>
     <w:unhideWhenUsed/>
   </w:style>
   <w:style w:type="table" w:default="1" w:styleId="Tablanormal">
